--- a/server/templates/transporte/PLANTILLA CARTA INSTRUCCIONES TRANSPORTE FAVORITA.docx
+++ b/server/templates/transporte/PLANTILLA CARTA INSTRUCCIONES TRANSPORTE FAVORITA.docx
@@ -2,7 +2,7 @@
 <file path=word/document.xml><?xml version="1.0" encoding="utf-8"?>
 <w:document xmlns:wpc="http://schemas.microsoft.com/office/word/2010/wordprocessingCanvas" xmlns:cx="http://schemas.microsoft.com/office/drawing/2014/chartex" xmlns:cx1="http://schemas.microsoft.com/office/drawing/2015/9/8/chartex" xmlns:cx2="http://schemas.microsoft.com/office/drawing/2015/10/21/chartex" xmlns:cx3="http://schemas.microsoft.com/office/drawing/2016/5/9/chartex" xmlns:cx4="http://schemas.microsoft.com/office/drawing/2016/5/10/chartex" xmlns:cx5="http://schemas.microsoft.com/office/drawing/2016/5/11/chartex" xmlns:cx6="http://schemas.microsoft.com/office/drawing/2016/5/12/chartex" xmlns:cx7="http://schemas.microsoft.com/office/drawing/2016/5/13/chartex" xmlns:cx8="http://schemas.microsoft.com/office/drawing/2016/5/14/chartex" xmlns:mc="http://schemas.openxmlformats.org/markup-compatibility/2006" xmlns:aink="http://schemas.microsoft.com/office/drawing/2016/ink" xmlns:am3d="http://schemas.microsoft.com/office/drawing/2017/model3d" xmlns:o="urn:schemas-microsoft-com:office:office" xmlns:oel="http://schemas.microsoft.com/office/2019/extlst" xmlns:r="http://schemas.openxmlformats.org/officeDocument/2006/relationships" xmlns:m="http://schemas.openxmlformats.org/officeDocument/2006/math" xmlns:v="urn:schemas-microsoft-com:vml" xmlns:wp14="http://schemas.microsoft.com/office/word/2010/wordprocessingDrawing" xmlns:wp="http://schemas.openxmlformats.org/drawingml/2006/wordprocessingDrawing" xmlns:w10="urn:schemas-microsoft-com:office:word" xmlns:w="http://schemas.openxmlformats.org/wordprocessingml/2006/main" xmlns:w14="http://schemas.microsoft.com/office/word/2010/wordml" xmlns:w15="http://schemas.microsoft.com/office/word/2012/wordml" xmlns:w16cex="http://schemas.microsoft.com/office/word/2018/wordml/cex" xmlns:w16cid="http://schemas.microsoft.com/office/word/2016/wordml/cid" xmlns:w16="http://schemas.microsoft.com/office/word/2018/wordml" xmlns:w16du="http://schemas.microsoft.com/office/word/2023/wordml/word16du" xmlns:w16sdtdh="http://schemas.microsoft.com/office/word/2020/wordml/sdtdatahash" xmlns:w16sdtfl="http://schemas.microsoft.com/office/word/2024/wordml/sdtformatlock" xmlns:w16se="http://schemas.microsoft.com/office/word/2015/wordml/symex" xmlns:wpg="http://schemas.microsoft.com/office/word/2010/wordprocessingGroup" xmlns:wpi="http://schemas.microsoft.com/office/word/2010/wordprocessingInk" xmlns:wne="http://schemas.microsoft.com/office/word/2006/wordml" xmlns:wps="http://schemas.microsoft.com/office/word/2010/wordprocessingShape" mc:Ignorable="w14 w15 w16se w16cid w16 w16cex w16sdtdh w16sdtfl w16du wp14">
   <w:body>
-    <w:p w14:noSpellErr="1">
+    <w:p>
       <w:pPr>
         <w:pStyle w:val="Textoindependiente"/>
         <w:ind w:left="8120"/>
@@ -13,74 +13,58 @@
         </w:rPr>
       </w:pPr>
     </w:p>
-    <w:p w14:noSpellErr="1">
+    <w:p>
       <w:pPr>
         <w:jc w:val="center"/>
         <w:rPr>
-          <w:rFonts w:ascii="Tahoma" w:hAnsi="Tahoma" w:eastAsia="Tahoma" w:cs="Tahoma"/>
-          <w:b w:val="1"/>
-          <w:bCs w:val="1"/>
-          <w:sz w:val="20"/>
-          <w:szCs w:val="20"/>
-        </w:rPr>
-      </w:pPr>
-      <w:r>
-        <w:rPr>
-          <w:rFonts w:ascii="Tahoma" w:hAnsi="Tahoma" w:eastAsia="Tahoma" w:cs="Tahoma"/>
-          <w:b w:val="1"/>
-          <w:bCs w:val="1"/>
+          <w:rFonts w:ascii="Tahoma" w:eastAsia="Tahoma" w:hAnsi="Tahoma" w:cs="Tahoma"/>
+          <w:b/>
+          <w:bCs/>
+          <w:sz w:val="20"/>
+          <w:szCs w:val="20"/>
+        </w:rPr>
+      </w:pPr>
+      <w:r>
+        <w:rPr>
+          <w:rFonts w:ascii="Tahoma" w:eastAsia="Tahoma" w:hAnsi="Tahoma" w:cs="Tahoma"/>
+          <w:b/>
+          <w:bCs/>
           <w:sz w:val="20"/>
           <w:szCs w:val="20"/>
         </w:rPr>
         <w:t xml:space="preserve">ENTREGA DE CARGA E INSTRUCCIONES DE MANEJO </w:t>
       </w:r>
-    </w:p>
-    <w:p w14:noSpellErr="1">
-      <w:pPr>
-        <w:jc w:val="center"/>
-        <w:rPr>
-          <w:rFonts w:ascii="Tahoma" w:hAnsi="Tahoma" w:eastAsia="Tahoma" w:cs="Tahoma"/>
-          <w:sz w:val="20"/>
-          <w:szCs w:val="20"/>
-        </w:rPr>
-      </w:pPr>
     </w:p>
     <w:p>
       <w:pPr>
+        <w:jc w:val="center"/>
+        <w:rPr>
+          <w:rFonts w:ascii="Tahoma" w:eastAsia="Tahoma" w:hAnsi="Tahoma" w:cs="Tahoma"/>
+          <w:sz w:val="20"/>
+          <w:szCs w:val="20"/>
+        </w:rPr>
+      </w:pPr>
+    </w:p>
+    <w:p>
+      <w:pPr>
         <w:jc w:val="both"/>
         <w:rPr>
-          <w:rFonts w:ascii="Tahoma" w:hAnsi="Tahoma" w:eastAsia="Tahoma" w:cs="Tahoma"/>
-          <w:sz w:val="20"/>
-          <w:szCs w:val="20"/>
-        </w:rPr>
-      </w:pPr>
-      <w:r>
-        <w:rPr>
-          <w:rFonts w:ascii="Tahoma" w:hAnsi="Tahoma" w:eastAsia="Tahoma" w:cs="Tahoma"/>
-          <w:sz w:val="20"/>
-          <w:szCs w:val="20"/>
-        </w:rPr>
-        <w:t>CELIFRUT SAS, identificada con NIT 900.885.896-4, ENCOMIENDA a</w:t>
-      </w:r>
-      <w:r>
-        <w:rPr>
-          <w:rFonts w:ascii="Tahoma" w:hAnsi="Tahoma" w:eastAsia="Tahoma" w:cs="Tahoma"/>
-          <w:sz w:val="20"/>
-          <w:szCs w:val="20"/>
-        </w:rPr>
-        <w:t>l señor</w:t>
-      </w:r>
-      <w:r>
-        <w:rPr>
-          <w:rFonts w:ascii="Tahoma" w:hAnsi="Tahoma" w:eastAsia="Tahoma" w:cs="Tahoma"/>
-          <w:sz w:val="20"/>
-          <w:szCs w:val="20"/>
-        </w:rPr>
-        <w:t xml:space="preserve"> </w:t>
-      </w:r>
-      <w:r>
-        <w:rPr>
-          <w:rFonts w:ascii="Tahoma" w:hAnsi="Tahoma" w:eastAsia="Tahoma" w:cs="Tahoma"/>
+          <w:rFonts w:ascii="Tahoma" w:eastAsia="Tahoma" w:hAnsi="Tahoma" w:cs="Tahoma"/>
+          <w:sz w:val="20"/>
+          <w:szCs w:val="20"/>
+        </w:rPr>
+      </w:pPr>
+      <w:r>
+        <w:rPr>
+          <w:rFonts w:ascii="Tahoma" w:eastAsia="Tahoma" w:hAnsi="Tahoma" w:cs="Tahoma"/>
+          <w:sz w:val="20"/>
+          <w:szCs w:val="20"/>
+        </w:rPr>
+        <w:t xml:space="preserve">CELIFRUT SAS, identificada con NIT 900.885.896-4, ENCOMIENDA al señor </w:t>
+      </w:r>
+      <w:r>
+        <w:rPr>
+          <w:rFonts w:ascii="Tahoma" w:eastAsia="Tahoma" w:hAnsi="Tahoma" w:cs="Tahoma"/>
           <w:sz w:val="20"/>
           <w:szCs w:val="20"/>
         </w:rPr>
@@ -88,47 +72,15 @@
       </w:r>
       <w:r>
         <w:rPr>
-          <w:rFonts w:ascii="Tahoma" w:hAnsi="Tahoma" w:eastAsia="Tahoma" w:cs="Tahoma"/>
-          <w:sz w:val="20"/>
-          <w:szCs w:val="20"/>
-        </w:rPr>
-        <w:t>identificad</w:t>
-      </w:r>
-      <w:r>
-        <w:rPr>
-          <w:rFonts w:ascii="Tahoma" w:hAnsi="Tahoma" w:eastAsia="Tahoma" w:cs="Tahoma"/>
-          <w:sz w:val="20"/>
-          <w:szCs w:val="20"/>
-        </w:rPr>
-        <w:t>o</w:t>
-      </w:r>
-      <w:r>
-        <w:rPr>
-          <w:rFonts w:ascii="Tahoma" w:hAnsi="Tahoma" w:eastAsia="Tahoma" w:cs="Tahoma"/>
-          <w:sz w:val="20"/>
-          <w:szCs w:val="20"/>
-        </w:rPr>
-        <w:t xml:space="preserve"> con </w:t>
-      </w:r>
-      <w:r>
-        <w:rPr>
-          <w:rFonts w:ascii="Tahoma" w:hAnsi="Tahoma" w:eastAsia="Tahoma" w:cs="Tahoma"/>
-          <w:sz w:val="20"/>
-          <w:szCs w:val="20"/>
-        </w:rPr>
-        <w:t>C.C.</w:t>
-      </w:r>
-      <w:r>
-        <w:rPr>
-          <w:rFonts w:ascii="Tahoma" w:hAnsi="Tahoma" w:eastAsia="Tahoma" w:cs="Tahoma"/>
-          <w:sz w:val="20"/>
-          <w:szCs w:val="20"/>
-        </w:rPr>
-        <w:t xml:space="preserve"> </w:t>
-      </w:r>
-      <w:r>
-        <w:rPr>
-          <w:rFonts w:ascii="Tahoma" w:hAnsi="Tahoma" w:eastAsia="Tahoma" w:cs="Tahoma"/>
+          <w:rFonts w:ascii="Tahoma" w:eastAsia="Tahoma" w:hAnsi="Tahoma" w:cs="Tahoma"/>
+          <w:sz w:val="20"/>
+          <w:szCs w:val="20"/>
+        </w:rPr>
+        <w:t xml:space="preserve">identificado con C.C. </w:t>
+      </w:r>
+      <w:r>
+        <w:rPr>
+          <w:rFonts w:ascii="Tahoma" w:eastAsia="Tahoma" w:hAnsi="Tahoma" w:cs="Tahoma"/>
           <w:sz w:val="20"/>
           <w:szCs w:val="20"/>
         </w:rPr>
@@ -136,26 +88,18 @@
       </w:r>
       <w:r>
         <w:rPr>
-          <w:rFonts w:ascii="Tahoma" w:hAnsi="Tahoma" w:eastAsia="Tahoma" w:cs="Tahoma"/>
-          <w:sz w:val="20"/>
-          <w:szCs w:val="20"/>
-        </w:rPr>
-        <w:t xml:space="preserve"> </w:t>
-      </w:r>
-      <w:r>
-        <w:rPr>
-          <w:rFonts w:ascii="Tahoma" w:hAnsi="Tahoma" w:eastAsia="Tahoma" w:cs="Tahoma"/>
-          <w:sz w:val="20"/>
-          <w:szCs w:val="20"/>
-        </w:rPr>
-        <w:t>la carga relacionada a continuación:</w:t>
+          <w:rFonts w:ascii="Tahoma" w:eastAsia="Tahoma" w:hAnsi="Tahoma" w:cs="Tahoma"/>
+          <w:sz w:val="20"/>
+          <w:szCs w:val="20"/>
+        </w:rPr>
+        <w:t xml:space="preserve"> la carga relacionada a continuación:</w:t>
       </w:r>
     </w:p>
-    <w:p w14:noSpellErr="1">
+    <w:p>
       <w:pPr>
         <w:jc w:val="both"/>
         <w:rPr>
-          <w:rFonts w:ascii="Tahoma" w:hAnsi="Tahoma" w:eastAsia="Tahoma" w:cs="Tahoma"/>
+          <w:rFonts w:ascii="Tahoma" w:eastAsia="Tahoma" w:hAnsi="Tahoma" w:cs="Tahoma"/>
           <w:sz w:val="20"/>
           <w:szCs w:val="20"/>
         </w:rPr>
@@ -186,13 +130,12 @@
               <w:bottom w:val="nil"/>
               <w:right w:val="nil"/>
             </w:tcBorders>
-            <w:tcMar/>
             <w:vAlign w:val="center"/>
           </w:tcPr>
-          <w:p w14:noSpellErr="1">
+          <w:p>
             <w:pPr>
               <w:rPr>
-                <w:rFonts w:ascii="Tahoma" w:hAnsi="Tahoma" w:eastAsia="Tahoma" w:cs="Tahoma"/>
+                <w:rFonts w:ascii="Tahoma" w:eastAsia="Tahoma" w:hAnsi="Tahoma" w:cs="Tahoma"/>
                 <w:color w:val="000000"/>
                 <w:sz w:val="20"/>
                 <w:szCs w:val="20"/>
@@ -200,8 +143,8 @@
             </w:pPr>
             <w:r>
               <w:rPr>
-                <w:rFonts w:ascii="Tahoma" w:hAnsi="Tahoma" w:eastAsia="Tahoma" w:cs="Tahoma"/>
-                <w:color w:val="000000" w:themeColor="text1" w:themeTint="FF" w:themeShade="FF"/>
+                <w:rFonts w:ascii="Tahoma" w:eastAsia="Tahoma" w:hAnsi="Tahoma" w:cs="Tahoma"/>
+                <w:color w:val="000000" w:themeColor="text1"/>
                 <w:sz w:val="20"/>
                 <w:szCs w:val="20"/>
               </w:rPr>
@@ -209,8 +152,8 @@
             </w:r>
             <w:r>
               <w:rPr>
-                <w:rFonts w:ascii="Tahoma" w:hAnsi="Tahoma" w:eastAsia="Tahoma" w:cs="Tahoma"/>
-                <w:color w:val="000000" w:themeColor="text1" w:themeTint="FF" w:themeShade="FF"/>
+                <w:rFonts w:ascii="Tahoma" w:eastAsia="Tahoma" w:hAnsi="Tahoma" w:cs="Tahoma"/>
+                <w:color w:val="000000" w:themeColor="text1"/>
                 <w:sz w:val="20"/>
                 <w:szCs w:val="20"/>
               </w:rPr>
@@ -218,8 +161,8 @@
             </w:r>
             <w:r>
               <w:rPr>
-                <w:rFonts w:ascii="Tahoma" w:hAnsi="Tahoma" w:eastAsia="Tahoma" w:cs="Tahoma"/>
-                <w:color w:val="000000" w:themeColor="text1" w:themeTint="FF" w:themeShade="FF"/>
+                <w:rFonts w:ascii="Tahoma" w:eastAsia="Tahoma" w:hAnsi="Tahoma" w:cs="Tahoma"/>
+                <w:color w:val="000000" w:themeColor="text1"/>
                 <w:sz w:val="20"/>
                 <w:szCs w:val="20"/>
               </w:rPr>
@@ -237,20 +180,19 @@
               <w:bottom w:val="nil"/>
               <w:right w:val="nil"/>
             </w:tcBorders>
-            <w:tcMar/>
             <w:vAlign w:val="center"/>
           </w:tcPr>
           <w:p>
             <w:pPr>
               <w:rPr>
-                <w:rFonts w:ascii="Tahoma" w:hAnsi="Tahoma" w:eastAsia="Tahoma" w:cs="Tahoma"/>
+                <w:rFonts w:ascii="Tahoma" w:eastAsia="Tahoma" w:hAnsi="Tahoma" w:cs="Tahoma"/>
                 <w:sz w:val="20"/>
                 <w:szCs w:val="20"/>
               </w:rPr>
             </w:pPr>
             <w:r>
               <w:rPr>
-                <w:rFonts w:ascii="Tahoma" w:hAnsi="Tahoma" w:eastAsia="Tahoma" w:cs="Tahoma"/>
+                <w:rFonts w:ascii="Tahoma" w:eastAsia="Tahoma" w:hAnsi="Tahoma" w:cs="Tahoma"/>
                 <w:sz w:val="20"/>
                 <w:szCs w:val="20"/>
               </w:rPr>
@@ -272,13 +214,12 @@
               <w:bottom w:val="nil"/>
               <w:right w:val="nil"/>
             </w:tcBorders>
-            <w:tcMar/>
             <w:vAlign w:val="center"/>
           </w:tcPr>
-          <w:p w14:noSpellErr="1">
+          <w:p>
             <w:pPr>
               <w:rPr>
-                <w:rFonts w:ascii="Tahoma" w:hAnsi="Tahoma" w:eastAsia="Tahoma" w:cs="Tahoma"/>
+                <w:rFonts w:ascii="Tahoma" w:eastAsia="Tahoma" w:hAnsi="Tahoma" w:cs="Tahoma"/>
                 <w:color w:val="000000"/>
                 <w:sz w:val="20"/>
                 <w:szCs w:val="20"/>
@@ -286,8 +227,8 @@
             </w:pPr>
             <w:r>
               <w:rPr>
-                <w:rFonts w:ascii="Tahoma" w:hAnsi="Tahoma" w:eastAsia="Tahoma" w:cs="Tahoma"/>
-                <w:color w:val="000000" w:themeColor="text1" w:themeTint="FF" w:themeShade="FF"/>
+                <w:rFonts w:ascii="Tahoma" w:eastAsia="Tahoma" w:hAnsi="Tahoma" w:cs="Tahoma"/>
+                <w:color w:val="000000" w:themeColor="text1"/>
                 <w:sz w:val="20"/>
                 <w:szCs w:val="20"/>
               </w:rPr>
@@ -305,24 +246,41 @@
               <w:bottom w:val="nil"/>
               <w:right w:val="nil"/>
             </w:tcBorders>
-            <w:tcMar/>
             <w:vAlign w:val="center"/>
           </w:tcPr>
-          <w:p w14:noSpellErr="1">
+          <w:p>
             <w:pPr>
               <w:rPr>
-                <w:rFonts w:ascii="Tahoma" w:hAnsi="Tahoma" w:eastAsia="Tahoma" w:cs="Tahoma"/>
+                <w:rFonts w:ascii="Tahoma" w:eastAsia="Tahoma" w:hAnsi="Tahoma" w:cs="Tahoma"/>
                 <w:sz w:val="20"/>
                 <w:szCs w:val="20"/>
               </w:rPr>
             </w:pPr>
             <w:r>
               <w:rPr>
-                <w:rFonts w:ascii="Tahoma" w:hAnsi="Tahoma" w:eastAsia="Tahoma" w:cs="Tahoma"/>
-                <w:sz w:val="20"/>
-                <w:szCs w:val="20"/>
-              </w:rPr>
-              <w:t>{tipoFruta}</w:t>
+                <w:rFonts w:ascii="Tahoma" w:eastAsia="Tahoma" w:hAnsi="Tahoma" w:cs="Tahoma"/>
+                <w:sz w:val="20"/>
+                <w:szCs w:val="20"/>
+              </w:rPr>
+              <w:t>{</w:t>
+            </w:r>
+            <w:proofErr w:type="spellStart"/>
+            <w:r>
+              <w:rPr>
+                <w:rFonts w:ascii="Tahoma" w:eastAsia="Tahoma" w:hAnsi="Tahoma" w:cs="Tahoma"/>
+                <w:sz w:val="20"/>
+                <w:szCs w:val="20"/>
+              </w:rPr>
+              <w:t>tipoFruta</w:t>
+            </w:r>
+            <w:proofErr w:type="spellEnd"/>
+            <w:r>
+              <w:rPr>
+                <w:rFonts w:ascii="Tahoma" w:eastAsia="Tahoma" w:hAnsi="Tahoma" w:cs="Tahoma"/>
+                <w:sz w:val="20"/>
+                <w:szCs w:val="20"/>
+              </w:rPr>
+              <w:t>}</w:t>
             </w:r>
           </w:p>
         </w:tc>
@@ -340,24 +298,23 @@
               <w:bottom w:val="nil"/>
               <w:right w:val="nil"/>
             </w:tcBorders>
-            <w:tcMar/>
             <w:vAlign w:val="center"/>
           </w:tcPr>
-          <w:p w14:noSpellErr="1">
+          <w:p>
             <w:pPr>
               <w:rPr>
-                <w:rFonts w:ascii="Tahoma" w:hAnsi="Tahoma" w:eastAsia="Tahoma" w:cs="Tahoma"/>
+                <w:rFonts w:ascii="Tahoma" w:eastAsia="Tahoma" w:hAnsi="Tahoma" w:cs="Tahoma"/>
                 <w:color w:val="000000"/>
                 <w:sz w:val="20"/>
                 <w:szCs w:val="20"/>
               </w:rPr>
             </w:pPr>
-            <w:bookmarkStart w:name="bookmark=id.gjdgxs" w:id="0"/>
+            <w:bookmarkStart w:id="0" w:name="bookmark=id.gjdgxs"/>
             <w:bookmarkEnd w:id="0"/>
             <w:r>
               <w:rPr>
-                <w:rFonts w:ascii="Tahoma" w:hAnsi="Tahoma" w:eastAsia="Tahoma" w:cs="Tahoma"/>
-                <w:color w:val="000000" w:themeColor="text1" w:themeTint="FF" w:themeShade="FF"/>
+                <w:rFonts w:ascii="Tahoma" w:eastAsia="Tahoma" w:hAnsi="Tahoma" w:cs="Tahoma"/>
+                <w:color w:val="000000" w:themeColor="text1"/>
                 <w:sz w:val="20"/>
                 <w:szCs w:val="20"/>
               </w:rPr>
@@ -375,20 +332,19 @@
               <w:bottom w:val="nil"/>
               <w:right w:val="nil"/>
             </w:tcBorders>
-            <w:tcMar/>
             <w:vAlign w:val="center"/>
           </w:tcPr>
           <w:p>
             <w:pPr>
               <w:rPr>
-                <w:rFonts w:ascii="Tahoma" w:hAnsi="Tahoma" w:eastAsia="Tahoma" w:cs="Tahoma"/>
+                <w:rFonts w:ascii="Tahoma" w:eastAsia="Tahoma" w:hAnsi="Tahoma" w:cs="Tahoma"/>
                 <w:sz w:val="20"/>
                 <w:szCs w:val="20"/>
               </w:rPr>
             </w:pPr>
             <w:r>
               <w:rPr>
-                <w:rFonts w:ascii="Tahoma" w:hAnsi="Tahoma" w:eastAsia="Tahoma" w:cs="Tahoma"/>
+                <w:rFonts w:ascii="Tahoma" w:eastAsia="Tahoma" w:hAnsi="Tahoma" w:cs="Tahoma"/>
                 <w:sz w:val="20"/>
                 <w:szCs w:val="20"/>
               </w:rPr>
@@ -410,13 +366,12 @@
               <w:bottom w:val="nil"/>
               <w:right w:val="nil"/>
             </w:tcBorders>
-            <w:tcMar/>
             <w:vAlign w:val="center"/>
           </w:tcPr>
-          <w:p w14:noSpellErr="1">
+          <w:p>
             <w:pPr>
               <w:rPr>
-                <w:rFonts w:ascii="Tahoma" w:hAnsi="Tahoma" w:eastAsia="Tahoma" w:cs="Tahoma"/>
+                <w:rFonts w:ascii="Tahoma" w:eastAsia="Tahoma" w:hAnsi="Tahoma" w:cs="Tahoma"/>
                 <w:color w:val="000000"/>
                 <w:sz w:val="20"/>
                 <w:szCs w:val="20"/>
@@ -424,8 +379,8 @@
             </w:pPr>
             <w:r>
               <w:rPr>
-                <w:rFonts w:ascii="Tahoma" w:hAnsi="Tahoma" w:eastAsia="Tahoma" w:cs="Tahoma"/>
-                <w:color w:val="000000" w:themeColor="text1" w:themeTint="FF" w:themeShade="FF"/>
+                <w:rFonts w:ascii="Tahoma" w:eastAsia="Tahoma" w:hAnsi="Tahoma" w:cs="Tahoma"/>
+                <w:color w:val="000000" w:themeColor="text1"/>
                 <w:sz w:val="20"/>
                 <w:szCs w:val="20"/>
               </w:rPr>
@@ -433,8 +388,8 @@
             </w:r>
             <w:r>
               <w:rPr>
-                <w:rFonts w:ascii="Tahoma" w:hAnsi="Tahoma" w:eastAsia="Tahoma" w:cs="Tahoma"/>
-                <w:color w:val="000000" w:themeColor="text1" w:themeTint="FF" w:themeShade="FF"/>
+                <w:rFonts w:ascii="Tahoma" w:eastAsia="Tahoma" w:hAnsi="Tahoma" w:cs="Tahoma"/>
+                <w:color w:val="000000" w:themeColor="text1"/>
                 <w:sz w:val="20"/>
                 <w:szCs w:val="20"/>
               </w:rPr>
@@ -452,20 +407,19 @@
               <w:bottom w:val="nil"/>
               <w:right w:val="nil"/>
             </w:tcBorders>
-            <w:tcMar/>
             <w:vAlign w:val="center"/>
           </w:tcPr>
           <w:p>
             <w:pPr>
               <w:rPr>
-                <w:rFonts w:ascii="Tahoma" w:hAnsi="Tahoma" w:eastAsia="Tahoma" w:cs="Tahoma"/>
+                <w:rFonts w:ascii="Tahoma" w:eastAsia="Tahoma" w:hAnsi="Tahoma" w:cs="Tahoma"/>
                 <w:sz w:val="20"/>
                 <w:szCs w:val="20"/>
               </w:rPr>
             </w:pPr>
             <w:r>
               <w:rPr>
-                <w:rFonts w:ascii="Tahoma" w:hAnsi="Tahoma" w:eastAsia="Tahoma" w:cs="Tahoma"/>
+                <w:rFonts w:ascii="Tahoma" w:eastAsia="Tahoma" w:hAnsi="Tahoma" w:cs="Tahoma"/>
                 <w:sz w:val="20"/>
                 <w:szCs w:val="20"/>
               </w:rPr>
@@ -487,13 +441,12 @@
               <w:bottom w:val="nil"/>
               <w:right w:val="nil"/>
             </w:tcBorders>
-            <w:tcMar/>
             <w:vAlign w:val="center"/>
           </w:tcPr>
-          <w:p w14:noSpellErr="1">
+          <w:p>
             <w:pPr>
               <w:rPr>
-                <w:rFonts w:ascii="Tahoma" w:hAnsi="Tahoma" w:eastAsia="Tahoma" w:cs="Tahoma"/>
+                <w:rFonts w:ascii="Tahoma" w:eastAsia="Tahoma" w:hAnsi="Tahoma" w:cs="Tahoma"/>
                 <w:color w:val="000000"/>
                 <w:sz w:val="20"/>
                 <w:szCs w:val="20"/>
@@ -501,8 +454,8 @@
             </w:pPr>
             <w:r>
               <w:rPr>
-                <w:rFonts w:ascii="Tahoma" w:hAnsi="Tahoma" w:eastAsia="Tahoma" w:cs="Tahoma"/>
-                <w:color w:val="000000" w:themeColor="text1" w:themeTint="FF" w:themeShade="FF"/>
+                <w:rFonts w:ascii="Tahoma" w:eastAsia="Tahoma" w:hAnsi="Tahoma" w:cs="Tahoma"/>
+                <w:color w:val="000000" w:themeColor="text1"/>
                 <w:sz w:val="20"/>
                 <w:szCs w:val="20"/>
               </w:rPr>
@@ -520,20 +473,19 @@
               <w:bottom w:val="nil"/>
               <w:right w:val="nil"/>
             </w:tcBorders>
-            <w:tcMar/>
             <w:vAlign w:val="center"/>
           </w:tcPr>
           <w:p>
             <w:pPr>
               <w:rPr>
-                <w:rFonts w:ascii="Tahoma" w:hAnsi="Tahoma" w:eastAsia="Tahoma" w:cs="Tahoma"/>
+                <w:rFonts w:ascii="Tahoma" w:eastAsia="Tahoma" w:hAnsi="Tahoma" w:cs="Tahoma"/>
                 <w:sz w:val="20"/>
                 <w:szCs w:val="20"/>
               </w:rPr>
             </w:pPr>
             <w:r>
               <w:rPr>
-                <w:rFonts w:ascii="Tahoma" w:hAnsi="Tahoma" w:eastAsia="Tahoma" w:cs="Tahoma"/>
+                <w:rFonts w:ascii="Tahoma" w:eastAsia="Tahoma" w:hAnsi="Tahoma" w:cs="Tahoma"/>
                 <w:sz w:val="20"/>
                 <w:szCs w:val="20"/>
               </w:rPr>
@@ -555,13 +507,12 @@
               <w:bottom w:val="nil"/>
               <w:right w:val="nil"/>
             </w:tcBorders>
-            <w:tcMar/>
             <w:vAlign w:val="center"/>
           </w:tcPr>
-          <w:p w14:noSpellErr="1">
+          <w:p>
             <w:pPr>
               <w:rPr>
-                <w:rFonts w:ascii="Tahoma" w:hAnsi="Tahoma" w:eastAsia="Tahoma" w:cs="Tahoma"/>
+                <w:rFonts w:ascii="Tahoma" w:eastAsia="Tahoma" w:hAnsi="Tahoma" w:cs="Tahoma"/>
                 <w:color w:val="000000"/>
                 <w:sz w:val="20"/>
                 <w:szCs w:val="20"/>
@@ -569,8 +520,8 @@
             </w:pPr>
             <w:r>
               <w:rPr>
-                <w:rFonts w:ascii="Tahoma" w:hAnsi="Tahoma" w:eastAsia="Tahoma" w:cs="Tahoma"/>
-                <w:color w:val="000000" w:themeColor="text1" w:themeTint="FF" w:themeShade="FF"/>
+                <w:rFonts w:ascii="Tahoma" w:eastAsia="Tahoma" w:hAnsi="Tahoma" w:cs="Tahoma"/>
+                <w:color w:val="000000" w:themeColor="text1"/>
                 <w:sz w:val="20"/>
                 <w:szCs w:val="20"/>
               </w:rPr>
@@ -588,13 +539,12 @@
               <w:bottom w:val="nil"/>
               <w:right w:val="nil"/>
             </w:tcBorders>
-            <w:tcMar/>
             <w:vAlign w:val="center"/>
           </w:tcPr>
-          <w:p w14:noSpellErr="1">
+          <w:p>
             <w:pPr>
               <w:rPr>
-                <w:rFonts w:ascii="Tahoma" w:hAnsi="Tahoma" w:eastAsia="Tahoma" w:cs="Tahoma"/>
+                <w:rFonts w:ascii="Tahoma" w:eastAsia="Tahoma" w:hAnsi="Tahoma" w:cs="Tahoma"/>
                 <w:color w:val="000000"/>
                 <w:sz w:val="20"/>
                 <w:szCs w:val="20"/>
@@ -602,8 +552,8 @@
             </w:pPr>
             <w:r>
               <w:rPr>
-                <w:rFonts w:ascii="Tahoma" w:hAnsi="Tahoma" w:eastAsia="Tahoma" w:cs="Tahoma"/>
-                <w:color w:val="000000" w:themeColor="text1" w:themeTint="FF" w:themeShade="FF"/>
+                <w:rFonts w:ascii="Tahoma" w:eastAsia="Tahoma" w:hAnsi="Tahoma" w:cs="Tahoma"/>
+                <w:color w:val="000000" w:themeColor="text1"/>
                 <w:sz w:val="20"/>
                 <w:szCs w:val="20"/>
               </w:rPr>
@@ -625,13 +575,12 @@
               <w:bottom w:val="nil"/>
               <w:right w:val="nil"/>
             </w:tcBorders>
-            <w:tcMar/>
             <w:vAlign w:val="center"/>
           </w:tcPr>
-          <w:p w14:noSpellErr="1">
+          <w:p>
             <w:pPr>
               <w:rPr>
-                <w:rFonts w:ascii="Tahoma" w:hAnsi="Tahoma" w:eastAsia="Tahoma" w:cs="Tahoma"/>
+                <w:rFonts w:ascii="Tahoma" w:eastAsia="Tahoma" w:hAnsi="Tahoma" w:cs="Tahoma"/>
                 <w:color w:val="000000"/>
                 <w:sz w:val="20"/>
                 <w:szCs w:val="20"/>
@@ -639,8 +588,8 @@
             </w:pPr>
             <w:r>
               <w:rPr>
-                <w:rFonts w:ascii="Tahoma" w:hAnsi="Tahoma" w:eastAsia="Tahoma" w:cs="Tahoma"/>
-                <w:color w:val="000000" w:themeColor="text1" w:themeTint="FF" w:themeShade="FF"/>
+                <w:rFonts w:ascii="Tahoma" w:eastAsia="Tahoma" w:hAnsi="Tahoma" w:cs="Tahoma"/>
+                <w:color w:val="000000" w:themeColor="text1"/>
                 <w:sz w:val="20"/>
                 <w:szCs w:val="20"/>
               </w:rPr>
@@ -658,33 +607,22 @@
               <w:bottom w:val="nil"/>
               <w:right w:val="nil"/>
             </w:tcBorders>
-            <w:tcMar/>
             <w:vAlign w:val="center"/>
           </w:tcPr>
           <w:p>
             <w:pPr>
               <w:rPr>
-                <w:rFonts w:ascii="Tahoma" w:hAnsi="Tahoma" w:eastAsia="Tahoma" w:cs="Tahoma"/>
-                <w:noProof w:val="0"/>
-                <w:sz w:val="20"/>
-                <w:szCs w:val="20"/>
-                <w:lang w:val="es-ES"/>
+                <w:rFonts w:ascii="Tahoma" w:eastAsia="Tahoma" w:hAnsi="Tahoma" w:cs="Tahoma"/>
+                <w:sz w:val="20"/>
+                <w:szCs w:val="20"/>
               </w:rPr>
             </w:pPr>
             <w:r>
               <w:rPr>
-                <w:rFonts w:ascii="Tahoma" w:hAnsi="Tahoma" w:eastAsia="Tahoma" w:cs="Tahoma"/>
-                <w:b w:val="0"/>
-                <w:bCs w:val="0"/>
-                <w:i w:val="0"/>
-                <w:iCs w:val="0"/>
-                <w:caps w:val="0"/>
-                <w:smallCaps w:val="0"/>
-                <w:noProof w:val="0"/>
-                <w:color w:val="000000" w:themeColor="text1" w:themeTint="FF" w:themeShade="FF"/>
-                <w:sz w:val="20"/>
-                <w:szCs w:val="20"/>
-                <w:lang w:val="es-ES"/>
+                <w:rFonts w:ascii="Tahoma" w:eastAsia="Tahoma" w:hAnsi="Tahoma" w:cs="Tahoma"/>
+                <w:color w:val="000000" w:themeColor="text1"/>
+                <w:sz w:val="20"/>
+                <w:szCs w:val="20"/>
               </w:rPr>
               <w:t>{kilos}</w:t>
             </w:r>
@@ -704,13 +642,12 @@
               <w:bottom w:val="nil"/>
               <w:right w:val="nil"/>
             </w:tcBorders>
-            <w:tcMar/>
             <w:vAlign w:val="center"/>
           </w:tcPr>
-          <w:p w14:noSpellErr="1">
+          <w:p>
             <w:pPr>
               <w:rPr>
-                <w:rFonts w:ascii="Tahoma" w:hAnsi="Tahoma" w:eastAsia="Tahoma" w:cs="Tahoma"/>
+                <w:rFonts w:ascii="Tahoma" w:eastAsia="Tahoma" w:hAnsi="Tahoma" w:cs="Tahoma"/>
                 <w:color w:val="000000"/>
                 <w:sz w:val="20"/>
                 <w:szCs w:val="20"/>
@@ -718,8 +655,8 @@
             </w:pPr>
             <w:r>
               <w:rPr>
-                <w:rFonts w:ascii="Tahoma" w:hAnsi="Tahoma" w:eastAsia="Tahoma" w:cs="Tahoma"/>
-                <w:color w:val="000000" w:themeColor="text1" w:themeTint="FF" w:themeShade="FF"/>
+                <w:rFonts w:ascii="Tahoma" w:eastAsia="Tahoma" w:hAnsi="Tahoma" w:cs="Tahoma"/>
+                <w:color w:val="000000" w:themeColor="text1"/>
                 <w:sz w:val="20"/>
                 <w:szCs w:val="20"/>
               </w:rPr>
@@ -737,13 +674,12 @@
               <w:bottom w:val="nil"/>
               <w:right w:val="nil"/>
             </w:tcBorders>
-            <w:tcMar/>
             <w:vAlign w:val="center"/>
           </w:tcPr>
-          <w:p w14:noSpellErr="1">
+          <w:p>
             <w:pPr>
               <w:rPr>
-                <w:rFonts w:ascii="Tahoma" w:hAnsi="Tahoma" w:eastAsia="Tahoma" w:cs="Tahoma"/>
+                <w:rFonts w:ascii="Tahoma" w:eastAsia="Tahoma" w:hAnsi="Tahoma" w:cs="Tahoma"/>
                 <w:color w:val="000000"/>
                 <w:sz w:val="20"/>
                 <w:szCs w:val="20"/>
@@ -751,8 +687,8 @@
             </w:pPr>
             <w:r>
               <w:rPr>
-                <w:rFonts w:ascii="Tahoma" w:hAnsi="Tahoma" w:eastAsia="Tahoma" w:cs="Tahoma"/>
-                <w:color w:val="000000" w:themeColor="text1" w:themeTint="FF" w:themeShade="FF"/>
+                <w:rFonts w:ascii="Tahoma" w:eastAsia="Tahoma" w:hAnsi="Tahoma" w:cs="Tahoma"/>
+                <w:color w:val="000000" w:themeColor="text1"/>
                 <w:sz w:val="20"/>
                 <w:szCs w:val="20"/>
               </w:rPr>
@@ -774,22 +710,21 @@
               <w:bottom w:val="nil"/>
               <w:right w:val="nil"/>
             </w:tcBorders>
-            <w:tcMar/>
             <w:vAlign w:val="center"/>
           </w:tcPr>
-          <w:p w14:noSpellErr="1">
+          <w:p>
             <w:pPr>
               <w:rPr>
-                <w:rFonts w:ascii="Tahoma" w:hAnsi="Tahoma" w:eastAsia="Tahoma" w:cs="Tahoma"/>
-                <w:color w:val="000000" w:themeColor="text1" w:themeTint="FF" w:themeShade="FF"/>
+                <w:rFonts w:ascii="Tahoma" w:eastAsia="Tahoma" w:hAnsi="Tahoma" w:cs="Tahoma"/>
+                <w:color w:val="000000" w:themeColor="text1"/>
                 <w:sz w:val="20"/>
                 <w:szCs w:val="20"/>
               </w:rPr>
             </w:pPr>
             <w:r>
               <w:rPr>
-                <w:rFonts w:ascii="Tahoma" w:hAnsi="Tahoma" w:eastAsia="Tahoma" w:cs="Tahoma"/>
-                <w:color w:val="000000" w:themeColor="text1" w:themeTint="FF" w:themeShade="FF"/>
+                <w:rFonts w:ascii="Tahoma" w:eastAsia="Tahoma" w:hAnsi="Tahoma" w:cs="Tahoma"/>
+                <w:color w:val="000000" w:themeColor="text1"/>
                 <w:sz w:val="20"/>
                 <w:szCs w:val="20"/>
               </w:rPr>
@@ -797,8 +732,8 @@
             </w:r>
             <w:r>
               <w:rPr>
-                <w:rFonts w:ascii="Tahoma" w:hAnsi="Tahoma" w:eastAsia="Tahoma" w:cs="Tahoma"/>
-                <w:color w:val="000000" w:themeColor="text1" w:themeTint="FF" w:themeShade="FF"/>
+                <w:rFonts w:ascii="Tahoma" w:eastAsia="Tahoma" w:hAnsi="Tahoma" w:cs="Tahoma"/>
+                <w:color w:val="000000" w:themeColor="text1"/>
                 <w:sz w:val="20"/>
                 <w:szCs w:val="20"/>
               </w:rPr>
@@ -808,7 +743,7 @@
           <w:p>
             <w:pPr>
               <w:rPr>
-                <w:rFonts w:ascii="Tahoma" w:hAnsi="Tahoma" w:eastAsia="Tahoma" w:cs="Tahoma"/>
+                <w:rFonts w:ascii="Tahoma" w:eastAsia="Tahoma" w:hAnsi="Tahoma" w:cs="Tahoma"/>
                 <w:color w:val="000000"/>
                 <w:sz w:val="20"/>
                 <w:szCs w:val="20"/>
@@ -816,8 +751,8 @@
             </w:pPr>
             <w:r>
               <w:rPr>
-                <w:rFonts w:ascii="Tahoma" w:hAnsi="Tahoma" w:eastAsia="Tahoma" w:cs="Tahoma"/>
-                <w:color w:val="000000" w:themeColor="text1" w:themeTint="FF" w:themeShade="FF"/>
+                <w:rFonts w:ascii="Tahoma" w:eastAsia="Tahoma" w:hAnsi="Tahoma" w:cs="Tahoma"/>
+                <w:color w:val="000000" w:themeColor="text1"/>
                 <w:sz w:val="20"/>
                 <w:szCs w:val="20"/>
               </w:rPr>
@@ -835,22 +770,21 @@
               <w:bottom w:val="nil"/>
               <w:right w:val="nil"/>
             </w:tcBorders>
-            <w:tcMar/>
             <w:vAlign w:val="center"/>
           </w:tcPr>
           <w:p>
             <w:pPr>
               <w:rPr>
-                <w:rFonts w:ascii="Tahoma" w:hAnsi="Tahoma" w:eastAsia="Tahoma" w:cs="Tahoma"/>
-                <w:color w:val="000000" w:themeColor="text1" w:themeTint="FF" w:themeShade="FF"/>
+                <w:rFonts w:ascii="Tahoma" w:eastAsia="Tahoma" w:hAnsi="Tahoma" w:cs="Tahoma"/>
+                <w:color w:val="000000" w:themeColor="text1"/>
                 <w:sz w:val="20"/>
                 <w:szCs w:val="20"/>
               </w:rPr>
             </w:pPr>
             <w:r>
               <w:rPr>
-                <w:rFonts w:ascii="Tahoma" w:hAnsi="Tahoma" w:eastAsia="Tahoma" w:cs="Tahoma"/>
-                <w:color w:val="000000" w:themeColor="text1" w:themeTint="FF" w:themeShade="FF"/>
+                <w:rFonts w:ascii="Tahoma" w:eastAsia="Tahoma" w:hAnsi="Tahoma" w:cs="Tahoma"/>
+                <w:color w:val="000000" w:themeColor="text1"/>
                 <w:sz w:val="20"/>
                 <w:szCs w:val="20"/>
               </w:rPr>
@@ -860,7 +794,7 @@
           <w:p>
             <w:pPr>
               <w:rPr>
-                <w:rFonts w:ascii="Tahoma" w:hAnsi="Tahoma" w:eastAsia="Tahoma" w:cs="Tahoma"/>
+                <w:rFonts w:ascii="Tahoma" w:eastAsia="Tahoma" w:hAnsi="Tahoma" w:cs="Tahoma"/>
                 <w:color w:val="000000"/>
                 <w:sz w:val="20"/>
                 <w:szCs w:val="20"/>
@@ -868,12 +802,32 @@
             </w:pPr>
             <w:r>
               <w:rPr>
-                <w:rFonts w:ascii="Tahoma" w:hAnsi="Tahoma" w:eastAsia="Tahoma" w:cs="Tahoma"/>
-                <w:color w:val="000000" w:themeColor="text1" w:themeTint="FF" w:themeShade="FF"/>
-                <w:sz w:val="20"/>
-                <w:szCs w:val="20"/>
-              </w:rPr>
-              <w:t>{numeroContenedor}</w:t>
+                <w:rFonts w:ascii="Tahoma" w:eastAsia="Tahoma" w:hAnsi="Tahoma" w:cs="Tahoma"/>
+                <w:color w:val="000000" w:themeColor="text1"/>
+                <w:sz w:val="20"/>
+                <w:szCs w:val="20"/>
+              </w:rPr>
+              <w:t>{</w:t>
+            </w:r>
+            <w:proofErr w:type="spellStart"/>
+            <w:r>
+              <w:rPr>
+                <w:rFonts w:ascii="Tahoma" w:eastAsia="Tahoma" w:hAnsi="Tahoma" w:cs="Tahoma"/>
+                <w:color w:val="000000" w:themeColor="text1"/>
+                <w:sz w:val="20"/>
+                <w:szCs w:val="20"/>
+              </w:rPr>
+              <w:t>numeroContenedor</w:t>
+            </w:r>
+            <w:proofErr w:type="spellEnd"/>
+            <w:r>
+              <w:rPr>
+                <w:rFonts w:ascii="Tahoma" w:eastAsia="Tahoma" w:hAnsi="Tahoma" w:cs="Tahoma"/>
+                <w:color w:val="000000" w:themeColor="text1"/>
+                <w:sz w:val="20"/>
+                <w:szCs w:val="20"/>
+              </w:rPr>
+              <w:t>}</w:t>
             </w:r>
           </w:p>
         </w:tc>
@@ -894,13 +848,12 @@
               <w:bottom w:val="nil"/>
               <w:right w:val="nil"/>
             </w:tcBorders>
-            <w:tcMar/>
             <w:vAlign w:val="center"/>
           </w:tcPr>
-          <w:p w14:noSpellErr="1">
+          <w:p>
             <w:pPr>
               <w:rPr>
-                <w:rFonts w:ascii="Tahoma" w:hAnsi="Tahoma" w:eastAsia="Tahoma" w:cs="Tahoma"/>
+                <w:rFonts w:ascii="Tahoma" w:eastAsia="Tahoma" w:hAnsi="Tahoma" w:cs="Tahoma"/>
                 <w:sz w:val="20"/>
                 <w:szCs w:val="20"/>
               </w:rPr>
@@ -916,13 +869,12 @@
               <w:bottom w:val="nil"/>
               <w:right w:val="nil"/>
             </w:tcBorders>
-            <w:tcMar/>
             <w:vAlign w:val="center"/>
           </w:tcPr>
-          <w:p w14:noSpellErr="1">
+          <w:p>
             <w:pPr>
               <w:rPr>
-                <w:rFonts w:ascii="Tahoma" w:hAnsi="Tahoma" w:eastAsia="Tahoma" w:cs="Tahoma"/>
+                <w:rFonts w:ascii="Tahoma" w:eastAsia="Tahoma" w:hAnsi="Tahoma" w:cs="Tahoma"/>
                 <w:sz w:val="20"/>
                 <w:szCs w:val="20"/>
               </w:rPr>
@@ -931,18 +883,18 @@
         </w:tc>
       </w:tr>
     </w:tbl>
-    <w:p w14:noSpellErr="1">
+    <w:p>
       <w:pPr>
         <w:jc w:val="both"/>
         <w:rPr>
-          <w:rFonts w:ascii="Tahoma" w:hAnsi="Tahoma" w:eastAsia="Tahoma" w:cs="Tahoma"/>
-          <w:sz w:val="20"/>
-          <w:szCs w:val="20"/>
-        </w:rPr>
-      </w:pPr>
-      <w:r>
-        <w:rPr>
-          <w:rFonts w:ascii="Tahoma" w:hAnsi="Tahoma" w:eastAsia="Tahoma" w:cs="Tahoma"/>
+          <w:rFonts w:ascii="Tahoma" w:eastAsia="Tahoma" w:hAnsi="Tahoma" w:cs="Tahoma"/>
+          <w:sz w:val="20"/>
+          <w:szCs w:val="20"/>
+        </w:rPr>
+      </w:pPr>
+      <w:r>
+        <w:rPr>
+          <w:rFonts w:ascii="Tahoma" w:eastAsia="Tahoma" w:hAnsi="Tahoma" w:cs="Tahoma"/>
           <w:sz w:val="20"/>
           <w:szCs w:val="20"/>
         </w:rPr>
@@ -950,7 +902,7 @@
       </w:r>
       <w:r>
         <w:rPr>
-          <w:rFonts w:ascii="Tahoma" w:hAnsi="Tahoma" w:eastAsia="Tahoma" w:cs="Tahoma"/>
+          <w:rFonts w:ascii="Tahoma" w:eastAsia="Tahoma" w:hAnsi="Tahoma" w:cs="Tahoma"/>
           <w:sz w:val="20"/>
           <w:szCs w:val="20"/>
         </w:rPr>
@@ -958,7 +910,7 @@
       </w:r>
       <w:r>
         <w:rPr>
-          <w:rFonts w:ascii="Tahoma" w:hAnsi="Tahoma" w:eastAsia="Tahoma" w:cs="Tahoma"/>
+          <w:rFonts w:ascii="Tahoma" w:eastAsia="Tahoma" w:hAnsi="Tahoma" w:cs="Tahoma"/>
           <w:sz w:val="20"/>
           <w:szCs w:val="20"/>
         </w:rPr>
@@ -966,42 +918,42 @@
       </w:r>
       <w:r>
         <w:rPr>
-          <w:rFonts w:ascii="Tahoma" w:hAnsi="Tahoma" w:eastAsia="Tahoma" w:cs="Tahoma"/>
+          <w:rFonts w:ascii="Tahoma" w:eastAsia="Tahoma" w:hAnsi="Tahoma" w:cs="Tahoma"/>
           <w:sz w:val="20"/>
           <w:szCs w:val="20"/>
         </w:rPr>
         <w:t>; por lo tanto, la carga se entrega en PERFECTAS CONDICIONES. En consecuencia, el transportador de la mercancía será responsable de:</w:t>
       </w:r>
     </w:p>
-    <w:p w14:noSpellErr="1">
+    <w:p>
       <w:pPr>
         <w:jc w:val="both"/>
         <w:rPr>
-          <w:rFonts w:ascii="Tahoma" w:hAnsi="Tahoma" w:eastAsia="Tahoma" w:cs="Tahoma"/>
+          <w:rFonts w:ascii="Tahoma" w:eastAsia="Tahoma" w:hAnsi="Tahoma" w:cs="Tahoma"/>
           <w:sz w:val="20"/>
           <w:szCs w:val="20"/>
         </w:rPr>
       </w:pPr>
     </w:p>
-    <w:p w14:noSpellErr="1">
-      <w:pPr>
-        <w:widowControl w:val="1"/>
+    <w:p>
+      <w:pPr>
+        <w:widowControl/>
         <w:numPr>
           <w:ilvl w:val="0"/>
           <w:numId w:val="1"/>
         </w:numPr>
         <w:pBdr>
-          <w:top w:val="nil" w:color="000000" w:sz="0" w:space="0"/>
-          <w:left w:val="nil" w:color="000000" w:sz="0" w:space="0"/>
-          <w:bottom w:val="nil" w:color="000000" w:sz="0" w:space="0"/>
-          <w:right w:val="nil" w:color="000000" w:sz="0" w:space="0"/>
-          <w:between w:val="nil" w:color="000000" w:sz="0" w:space="0"/>
+          <w:top w:val="nil"/>
+          <w:left w:val="nil"/>
+          <w:bottom w:val="nil"/>
+          <w:right w:val="nil"/>
+          <w:between w:val="nil"/>
         </w:pBdr>
         <w:autoSpaceDE/>
         <w:autoSpaceDN/>
         <w:jc w:val="both"/>
         <w:rPr>
-          <w:rFonts w:ascii="Tahoma" w:hAnsi="Tahoma" w:eastAsia="Tahoma" w:cs="Tahoma"/>
+          <w:rFonts w:ascii="Tahoma" w:eastAsia="Tahoma" w:hAnsi="Tahoma" w:cs="Tahoma"/>
           <w:color w:val="000000"/>
           <w:sz w:val="20"/>
           <w:szCs w:val="20"/>
@@ -1009,8 +961,8 @@
       </w:pPr>
       <w:r>
         <w:rPr>
-          <w:rFonts w:ascii="Tahoma" w:hAnsi="Tahoma" w:eastAsia="Tahoma" w:cs="Tahoma"/>
-          <w:color w:val="000000" w:themeColor="text1" w:themeTint="FF" w:themeShade="FF"/>
+          <w:rFonts w:ascii="Tahoma" w:eastAsia="Tahoma" w:hAnsi="Tahoma" w:cs="Tahoma"/>
+          <w:color w:val="000000" w:themeColor="text1"/>
           <w:sz w:val="20"/>
           <w:szCs w:val="20"/>
         </w:rPr>
@@ -1018,8 +970,8 @@
       </w:r>
       <w:r>
         <w:rPr>
-          <w:rFonts w:ascii="Tahoma" w:hAnsi="Tahoma" w:eastAsia="Tahoma" w:cs="Tahoma"/>
-          <w:color w:val="000000" w:themeColor="text1" w:themeTint="FF" w:themeShade="FF"/>
+          <w:rFonts w:ascii="Tahoma" w:eastAsia="Tahoma" w:hAnsi="Tahoma" w:cs="Tahoma"/>
+          <w:color w:val="000000" w:themeColor="text1"/>
           <w:sz w:val="20"/>
           <w:szCs w:val="20"/>
         </w:rPr>
@@ -1027,8 +979,8 @@
       </w:r>
       <w:r>
         <w:rPr>
-          <w:rFonts w:ascii="Tahoma" w:hAnsi="Tahoma" w:eastAsia="Tahoma" w:cs="Tahoma"/>
-          <w:color w:val="000000" w:themeColor="text1" w:themeTint="FF" w:themeShade="FF"/>
+          <w:rFonts w:ascii="Tahoma" w:eastAsia="Tahoma" w:hAnsi="Tahoma" w:cs="Tahoma"/>
+          <w:color w:val="000000" w:themeColor="text1"/>
           <w:sz w:val="20"/>
           <w:szCs w:val="20"/>
         </w:rPr>
@@ -1036,8 +988,8 @@
       </w:r>
       <w:r>
         <w:rPr>
-          <w:rFonts w:ascii="Tahoma" w:hAnsi="Tahoma" w:eastAsia="Tahoma" w:cs="Tahoma"/>
-          <w:color w:val="000000" w:themeColor="text1" w:themeTint="FF" w:themeShade="FF"/>
+          <w:rFonts w:ascii="Tahoma" w:eastAsia="Tahoma" w:hAnsi="Tahoma" w:cs="Tahoma"/>
+          <w:color w:val="000000" w:themeColor="text1"/>
           <w:sz w:val="20"/>
           <w:szCs w:val="20"/>
         </w:rPr>
@@ -1045,33 +997,33 @@
       </w:r>
       <w:r>
         <w:rPr>
-          <w:rFonts w:ascii="Tahoma" w:hAnsi="Tahoma" w:eastAsia="Tahoma" w:cs="Tahoma"/>
-          <w:color w:val="000000" w:themeColor="text1" w:themeTint="FF" w:themeShade="FF"/>
+          <w:rFonts w:ascii="Tahoma" w:eastAsia="Tahoma" w:hAnsi="Tahoma" w:cs="Tahoma"/>
+          <w:color w:val="000000" w:themeColor="text1"/>
           <w:sz w:val="20"/>
           <w:szCs w:val="20"/>
         </w:rPr>
         <w:t>a ella.</w:t>
       </w:r>
     </w:p>
-    <w:p w14:noSpellErr="1">
-      <w:pPr>
-        <w:widowControl w:val="1"/>
+    <w:p>
+      <w:pPr>
+        <w:widowControl/>
         <w:numPr>
           <w:ilvl w:val="0"/>
           <w:numId w:val="1"/>
         </w:numPr>
         <w:pBdr>
-          <w:top w:val="nil" w:color="000000" w:sz="0" w:space="0"/>
-          <w:left w:val="nil" w:color="000000" w:sz="0" w:space="0"/>
-          <w:bottom w:val="nil" w:color="000000" w:sz="0" w:space="0"/>
-          <w:right w:val="nil" w:color="000000" w:sz="0" w:space="0"/>
-          <w:between w:val="nil" w:color="000000" w:sz="0" w:space="0"/>
+          <w:top w:val="nil"/>
+          <w:left w:val="nil"/>
+          <w:bottom w:val="nil"/>
+          <w:right w:val="nil"/>
+          <w:between w:val="nil"/>
         </w:pBdr>
         <w:autoSpaceDE/>
         <w:autoSpaceDN/>
         <w:jc w:val="both"/>
         <w:rPr>
-          <w:rFonts w:ascii="Tahoma" w:hAnsi="Tahoma" w:eastAsia="Tahoma" w:cs="Tahoma"/>
+          <w:rFonts w:ascii="Tahoma" w:eastAsia="Tahoma" w:hAnsi="Tahoma" w:cs="Tahoma"/>
           <w:color w:val="000000"/>
           <w:sz w:val="20"/>
           <w:szCs w:val="20"/>
@@ -1079,33 +1031,33 @@
       </w:pPr>
       <w:r>
         <w:rPr>
-          <w:rFonts w:ascii="Tahoma" w:hAnsi="Tahoma" w:eastAsia="Tahoma" w:cs="Tahoma"/>
-          <w:color w:val="000000" w:themeColor="text1" w:themeTint="FF" w:themeShade="FF"/>
+          <w:rFonts w:ascii="Tahoma" w:eastAsia="Tahoma" w:hAnsi="Tahoma" w:cs="Tahoma"/>
+          <w:color w:val="000000" w:themeColor="text1"/>
           <w:sz w:val="20"/>
           <w:szCs w:val="20"/>
         </w:rPr>
         <w:t xml:space="preserve">El camión debe contar con los equipos necesarios para la protección de la carga. </w:t>
       </w:r>
     </w:p>
-    <w:p w14:noSpellErr="1">
-      <w:pPr>
-        <w:widowControl w:val="1"/>
+    <w:p>
+      <w:pPr>
+        <w:widowControl/>
         <w:numPr>
           <w:ilvl w:val="0"/>
           <w:numId w:val="1"/>
         </w:numPr>
         <w:pBdr>
-          <w:top w:val="nil" w:color="000000" w:sz="0" w:space="0"/>
-          <w:left w:val="nil" w:color="000000" w:sz="0" w:space="0"/>
-          <w:bottom w:val="nil" w:color="000000" w:sz="0" w:space="0"/>
-          <w:right w:val="nil" w:color="000000" w:sz="0" w:space="0"/>
-          <w:between w:val="nil" w:color="000000" w:sz="0" w:space="0"/>
+          <w:top w:val="nil"/>
+          <w:left w:val="nil"/>
+          <w:bottom w:val="nil"/>
+          <w:right w:val="nil"/>
+          <w:between w:val="nil"/>
         </w:pBdr>
         <w:autoSpaceDE/>
         <w:autoSpaceDN/>
         <w:jc w:val="both"/>
         <w:rPr>
-          <w:rFonts w:ascii="Tahoma" w:hAnsi="Tahoma" w:eastAsia="Tahoma" w:cs="Tahoma"/>
+          <w:rFonts w:ascii="Tahoma" w:eastAsia="Tahoma" w:hAnsi="Tahoma" w:cs="Tahoma"/>
           <w:color w:val="000000"/>
           <w:sz w:val="20"/>
           <w:szCs w:val="20"/>
@@ -1113,33 +1065,33 @@
       </w:pPr>
       <w:r>
         <w:rPr>
-          <w:rFonts w:ascii="Tahoma" w:hAnsi="Tahoma" w:eastAsia="Tahoma" w:cs="Tahoma"/>
-          <w:color w:val="000000" w:themeColor="text1" w:themeTint="FF" w:themeShade="FF"/>
+          <w:rFonts w:ascii="Tahoma" w:eastAsia="Tahoma" w:hAnsi="Tahoma" w:cs="Tahoma"/>
+          <w:color w:val="000000" w:themeColor="text1"/>
           <w:sz w:val="20"/>
           <w:szCs w:val="20"/>
         </w:rPr>
         <w:t>Velar por el cuidado de la carga desde la planta hasta el destino.</w:t>
       </w:r>
     </w:p>
-    <w:p w14:noSpellErr="1">
-      <w:pPr>
-        <w:widowControl w:val="1"/>
+    <w:p>
+      <w:pPr>
+        <w:widowControl/>
         <w:numPr>
           <w:ilvl w:val="0"/>
           <w:numId w:val="1"/>
         </w:numPr>
         <w:pBdr>
-          <w:top w:val="nil" w:color="000000" w:sz="0" w:space="0"/>
-          <w:left w:val="nil" w:color="000000" w:sz="0" w:space="0"/>
-          <w:bottom w:val="nil" w:color="000000" w:sz="0" w:space="0"/>
-          <w:right w:val="nil" w:color="000000" w:sz="0" w:space="0"/>
-          <w:between w:val="nil" w:color="000000" w:sz="0" w:space="0"/>
+          <w:top w:val="nil"/>
+          <w:left w:val="nil"/>
+          <w:bottom w:val="nil"/>
+          <w:right w:val="nil"/>
+          <w:between w:val="nil"/>
         </w:pBdr>
         <w:autoSpaceDE/>
         <w:autoSpaceDN/>
         <w:jc w:val="both"/>
         <w:rPr>
-          <w:rFonts w:ascii="Tahoma" w:hAnsi="Tahoma" w:eastAsia="Tahoma" w:cs="Tahoma"/>
+          <w:rFonts w:ascii="Tahoma" w:eastAsia="Tahoma" w:hAnsi="Tahoma" w:cs="Tahoma"/>
           <w:color w:val="000000"/>
           <w:sz w:val="20"/>
           <w:szCs w:val="20"/>
@@ -1147,33 +1099,33 @@
       </w:pPr>
       <w:r>
         <w:rPr>
-          <w:rFonts w:ascii="Tahoma" w:hAnsi="Tahoma" w:eastAsia="Tahoma" w:cs="Tahoma"/>
-          <w:color w:val="000000" w:themeColor="text1" w:themeTint="FF" w:themeShade="FF"/>
+          <w:rFonts w:ascii="Tahoma" w:eastAsia="Tahoma" w:hAnsi="Tahoma" w:cs="Tahoma"/>
+          <w:color w:val="000000" w:themeColor="text1"/>
           <w:sz w:val="20"/>
           <w:szCs w:val="20"/>
         </w:rPr>
         <w:t>Informar inmediatamente a CELIFRUT cualquier novedad que se presente durante el recorrido de la carga.</w:t>
       </w:r>
     </w:p>
-    <w:p w14:noSpellErr="1">
-      <w:pPr>
-        <w:widowControl w:val="1"/>
+    <w:p>
+      <w:pPr>
+        <w:widowControl/>
         <w:numPr>
           <w:ilvl w:val="0"/>
           <w:numId w:val="1"/>
         </w:numPr>
         <w:pBdr>
-          <w:top w:val="nil" w:color="000000" w:sz="0" w:space="0"/>
-          <w:left w:val="nil" w:color="000000" w:sz="0" w:space="0"/>
-          <w:bottom w:val="nil" w:color="000000" w:sz="0" w:space="0"/>
-          <w:right w:val="nil" w:color="000000" w:sz="0" w:space="0"/>
-          <w:between w:val="nil" w:color="000000" w:sz="0" w:space="0"/>
+          <w:top w:val="nil"/>
+          <w:left w:val="nil"/>
+          <w:bottom w:val="nil"/>
+          <w:right w:val="nil"/>
+          <w:between w:val="nil"/>
         </w:pBdr>
         <w:autoSpaceDE/>
         <w:autoSpaceDN/>
         <w:jc w:val="both"/>
         <w:rPr>
-          <w:rFonts w:ascii="Tahoma" w:hAnsi="Tahoma" w:eastAsia="Tahoma" w:cs="Tahoma"/>
+          <w:rFonts w:ascii="Tahoma" w:eastAsia="Tahoma" w:hAnsi="Tahoma" w:cs="Tahoma"/>
           <w:color w:val="000000"/>
           <w:sz w:val="20"/>
           <w:szCs w:val="20"/>
@@ -1181,8 +1133,8 @@
       </w:pPr>
       <w:r>
         <w:rPr>
-          <w:rFonts w:ascii="Tahoma" w:hAnsi="Tahoma" w:eastAsia="Tahoma" w:cs="Tahoma"/>
-          <w:color w:val="000000" w:themeColor="text1" w:themeTint="FF" w:themeShade="FF"/>
+          <w:rFonts w:ascii="Tahoma" w:eastAsia="Tahoma" w:hAnsi="Tahoma" w:cs="Tahoma"/>
+          <w:color w:val="000000" w:themeColor="text1"/>
           <w:sz w:val="20"/>
           <w:szCs w:val="20"/>
         </w:rPr>
@@ -1190,8 +1142,8 @@
       </w:r>
       <w:r>
         <w:rPr>
-          <w:rFonts w:ascii="Tahoma" w:hAnsi="Tahoma" w:eastAsia="Tahoma" w:cs="Tahoma"/>
-          <w:color w:val="000000" w:themeColor="text1" w:themeTint="FF" w:themeShade="FF"/>
+          <w:rFonts w:ascii="Tahoma" w:eastAsia="Tahoma" w:hAnsi="Tahoma" w:cs="Tahoma"/>
+          <w:color w:val="000000" w:themeColor="text1"/>
           <w:sz w:val="20"/>
           <w:szCs w:val="20"/>
         </w:rPr>
@@ -1199,36 +1151,36 @@
       </w:r>
       <w:r>
         <w:rPr>
-          <w:rFonts w:ascii="Tahoma" w:hAnsi="Tahoma" w:eastAsia="Tahoma" w:cs="Tahoma"/>
-          <w:color w:val="000000" w:themeColor="text1" w:themeTint="FF" w:themeShade="FF"/>
+          <w:rFonts w:ascii="Tahoma" w:eastAsia="Tahoma" w:hAnsi="Tahoma" w:cs="Tahoma"/>
+          <w:color w:val="000000" w:themeColor="text1"/>
           <w:sz w:val="20"/>
           <w:szCs w:val="20"/>
         </w:rPr>
         <w:t>los precintos instalados al momento de su despacho y si por algún motivo por requerimiento de alguna entidad del estado solicita abrir la carga y destruir los precintos, es responsabilidad del conductor grabar el procedimiento y comunicar a CELIFRUT.</w:t>
       </w:r>
-    </w:p>
-    <w:p w14:noSpellErr="1">
-      <w:pPr>
-        <w:jc w:val="both"/>
-        <w:rPr>
-          <w:rFonts w:ascii="Tahoma" w:hAnsi="Tahoma" w:eastAsia="Tahoma" w:cs="Tahoma"/>
-          <w:sz w:val="20"/>
-          <w:szCs w:val="20"/>
-        </w:rPr>
-      </w:pPr>
     </w:p>
     <w:p>
       <w:pPr>
         <w:jc w:val="both"/>
         <w:rPr>
-          <w:rFonts w:ascii="Tahoma" w:hAnsi="Tahoma" w:eastAsia="Tahoma" w:cs="Tahoma"/>
-          <w:sz w:val="20"/>
-          <w:szCs w:val="20"/>
-        </w:rPr>
-      </w:pPr>
-      <w:r>
-        <w:rPr>
-          <w:rFonts w:ascii="Tahoma" w:hAnsi="Tahoma" w:eastAsia="Tahoma" w:cs="Tahoma"/>
+          <w:rFonts w:ascii="Tahoma" w:eastAsia="Tahoma" w:hAnsi="Tahoma" w:cs="Tahoma"/>
+          <w:sz w:val="20"/>
+          <w:szCs w:val="20"/>
+        </w:rPr>
+      </w:pPr>
+    </w:p>
+    <w:p>
+      <w:pPr>
+        <w:jc w:val="both"/>
+        <w:rPr>
+          <w:rFonts w:ascii="Tahoma" w:eastAsia="Tahoma" w:hAnsi="Tahoma" w:cs="Tahoma"/>
+          <w:sz w:val="20"/>
+          <w:szCs w:val="20"/>
+        </w:rPr>
+      </w:pPr>
+      <w:r>
+        <w:rPr>
+          <w:rFonts w:ascii="Tahoma" w:eastAsia="Tahoma" w:hAnsi="Tahoma" w:cs="Tahoma"/>
           <w:sz w:val="20"/>
           <w:szCs w:val="20"/>
         </w:rPr>
@@ -1236,23 +1188,25 @@
       </w:r>
       <w:r>
         <w:rPr>
-          <w:rFonts w:ascii="Tahoma" w:hAnsi="Tahoma" w:eastAsia="Tahoma" w:cs="Tahoma"/>
+          <w:rFonts w:ascii="Tahoma" w:eastAsia="Tahoma" w:hAnsi="Tahoma" w:cs="Tahoma"/>
           <w:sz w:val="20"/>
           <w:szCs w:val="20"/>
         </w:rPr>
         <w:t>{</w:t>
       </w:r>
-      <w:r>
-        <w:rPr>
-          <w:rFonts w:ascii="Tahoma" w:hAnsi="Tahoma" w:eastAsia="Tahoma" w:cs="Tahoma"/>
+      <w:proofErr w:type="spellStart"/>
+      <w:r>
+        <w:rPr>
+          <w:rFonts w:ascii="Tahoma" w:eastAsia="Tahoma" w:hAnsi="Tahoma" w:cs="Tahoma"/>
           <w:sz w:val="20"/>
           <w:szCs w:val="20"/>
         </w:rPr>
         <w:t>fecha_dia_escrito</w:t>
       </w:r>
-      <w:r>
-        <w:rPr>
-          <w:rFonts w:ascii="Tahoma" w:hAnsi="Tahoma" w:eastAsia="Tahoma" w:cs="Tahoma"/>
+      <w:proofErr w:type="spellEnd"/>
+      <w:r>
+        <w:rPr>
+          <w:rFonts w:ascii="Tahoma" w:eastAsia="Tahoma" w:hAnsi="Tahoma" w:cs="Tahoma"/>
           <w:sz w:val="20"/>
           <w:szCs w:val="20"/>
         </w:rPr>
@@ -1260,7 +1214,7 @@
       </w:r>
       <w:r>
         <w:rPr>
-          <w:rFonts w:ascii="Tahoma" w:hAnsi="Tahoma" w:eastAsia="Tahoma" w:cs="Tahoma"/>
+          <w:rFonts w:ascii="Tahoma" w:eastAsia="Tahoma" w:hAnsi="Tahoma" w:cs="Tahoma"/>
           <w:sz w:val="20"/>
           <w:szCs w:val="20"/>
         </w:rPr>
@@ -1268,23 +1222,25 @@
       </w:r>
       <w:r>
         <w:rPr>
-          <w:rFonts w:ascii="Tahoma" w:hAnsi="Tahoma" w:eastAsia="Tahoma" w:cs="Tahoma"/>
+          <w:rFonts w:ascii="Tahoma" w:eastAsia="Tahoma" w:hAnsi="Tahoma" w:cs="Tahoma"/>
           <w:sz w:val="20"/>
           <w:szCs w:val="20"/>
         </w:rPr>
         <w:t>{</w:t>
       </w:r>
-      <w:r>
-        <w:rPr>
-          <w:rFonts w:ascii="Tahoma" w:hAnsi="Tahoma" w:eastAsia="Tahoma" w:cs="Tahoma"/>
+      <w:proofErr w:type="spellStart"/>
+      <w:r>
+        <w:rPr>
+          <w:rFonts w:ascii="Tahoma" w:eastAsia="Tahoma" w:hAnsi="Tahoma" w:cs="Tahoma"/>
           <w:sz w:val="20"/>
           <w:szCs w:val="20"/>
         </w:rPr>
         <w:t>fecha_mes</w:t>
       </w:r>
-      <w:r>
-        <w:rPr>
-          <w:rFonts w:ascii="Tahoma" w:hAnsi="Tahoma" w:eastAsia="Tahoma" w:cs="Tahoma"/>
+      <w:proofErr w:type="spellEnd"/>
+      <w:r>
+        <w:rPr>
+          <w:rFonts w:ascii="Tahoma" w:eastAsia="Tahoma" w:hAnsi="Tahoma" w:cs="Tahoma"/>
           <w:sz w:val="20"/>
           <w:szCs w:val="20"/>
         </w:rPr>
@@ -1292,77 +1248,71 @@
       </w:r>
       <w:r>
         <w:rPr>
-          <w:rFonts w:ascii="Tahoma" w:hAnsi="Tahoma" w:eastAsia="Tahoma" w:cs="Tahoma"/>
-          <w:sz w:val="20"/>
-          <w:szCs w:val="20"/>
-        </w:rPr>
-        <w:t>del año dos m</w:t>
-      </w:r>
-      <w:r>
-        <w:rPr>
-          <w:rFonts w:ascii="Tahoma" w:hAnsi="Tahoma" w:eastAsia="Tahoma" w:cs="Tahoma"/>
-          <w:sz w:val="20"/>
-          <w:szCs w:val="20"/>
-        </w:rPr>
-        <w:t xml:space="preserve">il </w:t>
-      </w:r>
-      <w:r>
-        <w:rPr>
-          <w:rFonts w:ascii="Tahoma" w:hAnsi="Tahoma" w:eastAsia="Tahoma" w:cs="Tahoma"/>
+          <w:rFonts w:ascii="Tahoma" w:eastAsia="Tahoma" w:hAnsi="Tahoma" w:cs="Tahoma"/>
+          <w:sz w:val="20"/>
+          <w:szCs w:val="20"/>
+        </w:rPr>
+        <w:t xml:space="preserve">del año dos mil </w:t>
+      </w:r>
+      <w:r>
+        <w:rPr>
+          <w:rFonts w:ascii="Tahoma" w:eastAsia="Tahoma" w:hAnsi="Tahoma" w:cs="Tahoma"/>
           <w:sz w:val="20"/>
           <w:szCs w:val="20"/>
         </w:rPr>
         <w:t>{</w:t>
       </w:r>
-      <w:r>
-        <w:rPr>
-          <w:rFonts w:ascii="Tahoma" w:hAnsi="Tahoma" w:eastAsia="Tahoma" w:cs="Tahoma"/>
+      <w:proofErr w:type="spellStart"/>
+      <w:r>
+        <w:rPr>
+          <w:rFonts w:ascii="Tahoma" w:eastAsia="Tahoma" w:hAnsi="Tahoma" w:cs="Tahoma"/>
           <w:sz w:val="20"/>
           <w:szCs w:val="20"/>
         </w:rPr>
         <w:t>fecha_anio</w:t>
       </w:r>
-      <w:r>
-        <w:rPr>
-          <w:rFonts w:ascii="Tahoma" w:hAnsi="Tahoma" w:eastAsia="Tahoma" w:cs="Tahoma"/>
+      <w:proofErr w:type="spellEnd"/>
+      <w:r>
+        <w:rPr>
+          <w:rFonts w:ascii="Tahoma" w:eastAsia="Tahoma" w:hAnsi="Tahoma" w:cs="Tahoma"/>
           <w:sz w:val="20"/>
           <w:szCs w:val="20"/>
         </w:rPr>
         <w:t>}</w:t>
       </w:r>
     </w:p>
-    <w:p w14:noSpellErr="1">
+    <w:p>
       <w:pPr>
         <w:jc w:val="both"/>
         <w:rPr>
-          <w:rFonts w:ascii="Tahoma" w:hAnsi="Tahoma" w:eastAsia="Tahoma" w:cs="Tahoma"/>
+          <w:rFonts w:ascii="Tahoma" w:eastAsia="Tahoma" w:hAnsi="Tahoma" w:cs="Tahoma"/>
           <w:sz w:val="20"/>
           <w:szCs w:val="20"/>
         </w:rPr>
       </w:pPr>
     </w:p>
-    <w:p w14:noSpellErr="1">
+    <w:p>
       <w:pPr>
         <w:jc w:val="both"/>
         <w:rPr>
-          <w:rFonts w:ascii="Tahoma" w:hAnsi="Tahoma" w:eastAsia="Tahoma" w:cs="Tahoma"/>
+          <w:rFonts w:ascii="Tahoma" w:eastAsia="Tahoma" w:hAnsi="Tahoma" w:cs="Tahoma"/>
           <w:sz w:val="20"/>
           <w:szCs w:val="20"/>
         </w:rPr>
       </w:pPr>
     </w:p>
-    <w:p w14:noSpellErr="1">
+    <w:p>
       <w:pPr>
         <w:jc w:val="both"/>
         <w:rPr>
-          <w:rFonts w:ascii="Tahoma" w:hAnsi="Tahoma" w:eastAsia="Tahoma" w:cs="Tahoma"/>
-          <w:sz w:val="20"/>
-          <w:szCs w:val="20"/>
-        </w:rPr>
-      </w:pPr>
-      <w:r>
-        <w:rPr>
-          <w:rFonts w:ascii="Tahoma" w:hAnsi="Tahoma" w:eastAsia="Tahoma" w:cs="Tahoma"/>
+          <w:rFonts w:ascii="Tahoma" w:eastAsia="Tahoma" w:hAnsi="Tahoma" w:cs="Tahoma"/>
+          <w:sz w:val="20"/>
+          <w:szCs w:val="20"/>
+        </w:rPr>
+      </w:pPr>
+      <w:r>
+        <w:rPr>
+          <w:rFonts w:ascii="Tahoma" w:eastAsia="Tahoma" w:hAnsi="Tahoma" w:cs="Tahoma"/>
           <w:sz w:val="20"/>
           <w:szCs w:val="20"/>
         </w:rPr>
@@ -1385,61 +1335,61 @@
       </w:r>
       <w:r>
         <w:rPr>
-          <w:rFonts w:ascii="Tahoma" w:hAnsi="Tahoma" w:eastAsia="Tahoma" w:cs="Tahoma"/>
+          <w:rFonts w:ascii="Tahoma" w:eastAsia="Tahoma" w:hAnsi="Tahoma" w:cs="Tahoma"/>
           <w:sz w:val="20"/>
           <w:szCs w:val="20"/>
         </w:rPr>
         <w:t xml:space="preserve">Recibe </w:t>
       </w:r>
     </w:p>
-    <w:p w14:noSpellErr="1">
+    <w:p>
       <w:pPr>
         <w:jc w:val="both"/>
         <w:rPr>
-          <w:rFonts w:ascii="Tahoma" w:hAnsi="Tahoma" w:eastAsia="Tahoma" w:cs="Tahoma"/>
-          <w:b w:val="1"/>
-          <w:bCs w:val="1"/>
+          <w:rFonts w:ascii="Tahoma" w:eastAsia="Tahoma" w:hAnsi="Tahoma" w:cs="Tahoma"/>
+          <w:b/>
+          <w:bCs/>
           <w:sz w:val="20"/>
           <w:szCs w:val="20"/>
         </w:rPr>
       </w:pPr>
     </w:p>
-    <w:p w14:noSpellErr="1">
+    <w:p>
       <w:pPr>
         <w:jc w:val="both"/>
         <w:rPr>
-          <w:rFonts w:ascii="Tahoma" w:hAnsi="Tahoma" w:eastAsia="Tahoma" w:cs="Tahoma"/>
-          <w:b w:val="1"/>
-          <w:bCs w:val="1"/>
+          <w:rFonts w:ascii="Tahoma" w:eastAsia="Tahoma" w:hAnsi="Tahoma" w:cs="Tahoma"/>
+          <w:b/>
+          <w:bCs/>
           <w:sz w:val="20"/>
           <w:szCs w:val="20"/>
         </w:rPr>
       </w:pPr>
     </w:p>
-    <w:p w14:noSpellErr="1">
+    <w:p>
       <w:pPr>
         <w:jc w:val="both"/>
         <w:rPr>
-          <w:rFonts w:ascii="Tahoma" w:hAnsi="Tahoma" w:eastAsia="Tahoma" w:cs="Tahoma"/>
-          <w:b w:val="1"/>
-          <w:bCs w:val="1"/>
+          <w:rFonts w:ascii="Tahoma" w:eastAsia="Tahoma" w:hAnsi="Tahoma" w:cs="Tahoma"/>
+          <w:b/>
+          <w:bCs/>
           <w:sz w:val="20"/>
           <w:szCs w:val="20"/>
         </w:rPr>
       </w:pPr>
     </w:p>
-    <w:p w14:noSpellErr="1">
+    <w:p>
       <w:pPr>
         <w:jc w:val="both"/>
         <w:rPr>
-          <w:rFonts w:ascii="Tahoma" w:hAnsi="Tahoma" w:eastAsia="Tahoma" w:cs="Tahoma"/>
-          <w:sz w:val="20"/>
-          <w:szCs w:val="20"/>
-        </w:rPr>
-      </w:pPr>
-      <w:r>
-        <w:rPr>
-          <w:rFonts w:ascii="Tahoma" w:hAnsi="Tahoma" w:eastAsia="Tahoma" w:cs="Tahoma"/>
+          <w:rFonts w:ascii="Tahoma" w:eastAsia="Tahoma" w:hAnsi="Tahoma" w:cs="Tahoma"/>
+          <w:sz w:val="20"/>
+          <w:szCs w:val="20"/>
+        </w:rPr>
+      </w:pPr>
+      <w:r>
+        <w:rPr>
+          <w:rFonts w:ascii="Tahoma" w:eastAsia="Tahoma" w:hAnsi="Tahoma" w:cs="Tahoma"/>
           <w:sz w:val="20"/>
           <w:szCs w:val="20"/>
         </w:rPr>
@@ -1453,7 +1403,7 @@
       </w:r>
       <w:r>
         <w:rPr>
-          <w:rFonts w:ascii="Tahoma" w:hAnsi="Tahoma" w:eastAsia="Tahoma" w:cs="Tahoma"/>
+          <w:rFonts w:ascii="Tahoma" w:eastAsia="Tahoma" w:hAnsi="Tahoma" w:cs="Tahoma"/>
           <w:sz w:val="20"/>
           <w:szCs w:val="20"/>
         </w:rPr>
@@ -1463,17 +1413,17 @@
         <w:tab/>
       </w:r>
     </w:p>
-    <w:p w14:noSpellErr="1">
-      <w:pPr>
-        <w:rPr>
-          <w:rFonts w:ascii="Tahoma" w:hAnsi="Tahoma" w:eastAsia="Tahoma" w:cs="Tahoma"/>
-          <w:sz w:val="20"/>
-          <w:szCs w:val="20"/>
-        </w:rPr>
-      </w:pPr>
-      <w:r>
-        <w:rPr>
-          <w:rFonts w:ascii="Tahoma" w:hAnsi="Tahoma" w:eastAsia="Tahoma" w:cs="Tahoma"/>
+    <w:p>
+      <w:pPr>
+        <w:rPr>
+          <w:rFonts w:ascii="Tahoma" w:eastAsia="Tahoma" w:hAnsi="Tahoma" w:cs="Tahoma"/>
+          <w:sz w:val="20"/>
+          <w:szCs w:val="20"/>
+        </w:rPr>
+      </w:pPr>
+      <w:r>
+        <w:rPr>
+          <w:rFonts w:ascii="Tahoma" w:eastAsia="Tahoma" w:hAnsi="Tahoma" w:cs="Tahoma"/>
           <w:sz w:val="20"/>
           <w:szCs w:val="20"/>
         </w:rPr>
@@ -1499,24 +1449,24 @@
       </w:r>
       <w:r>
         <w:rPr>
-          <w:rFonts w:ascii="Tahoma" w:hAnsi="Tahoma" w:eastAsia="Tahoma" w:cs="Tahoma"/>
+          <w:rFonts w:ascii="Tahoma" w:eastAsia="Tahoma" w:hAnsi="Tahoma" w:cs="Tahoma"/>
           <w:sz w:val="20"/>
           <w:szCs w:val="20"/>
         </w:rPr>
         <w:t xml:space="preserve">C.C. </w:t>
       </w:r>
     </w:p>
-    <w:p w14:noSpellErr="1">
-      <w:pPr>
-        <w:rPr>
-          <w:rFonts w:ascii="Tahoma" w:hAnsi="Tahoma" w:eastAsia="Tahoma" w:cs="Tahoma"/>
-          <w:sz w:val="20"/>
-          <w:szCs w:val="20"/>
-        </w:rPr>
-      </w:pPr>
-      <w:r>
-        <w:rPr>
-          <w:rFonts w:ascii="Tahoma" w:hAnsi="Tahoma" w:eastAsia="Tahoma" w:cs="Tahoma"/>
+    <w:p>
+      <w:pPr>
+        <w:rPr>
+          <w:rFonts w:ascii="Tahoma" w:eastAsia="Tahoma" w:hAnsi="Tahoma" w:cs="Tahoma"/>
+          <w:sz w:val="20"/>
+          <w:szCs w:val="20"/>
+        </w:rPr>
+      </w:pPr>
+      <w:r>
+        <w:rPr>
+          <w:rFonts w:ascii="Tahoma" w:eastAsia="Tahoma" w:hAnsi="Tahoma" w:cs="Tahoma"/>
           <w:sz w:val="24"/>
           <w:szCs w:val="24"/>
         </w:rPr>
@@ -1524,7 +1474,7 @@
       </w:r>
       <w:r>
         <w:rPr>
-          <w:rFonts w:ascii="Tahoma" w:hAnsi="Tahoma" w:eastAsia="Tahoma" w:cs="Tahoma"/>
+          <w:rFonts w:ascii="Tahoma" w:eastAsia="Tahoma" w:hAnsi="Tahoma" w:cs="Tahoma"/>
           <w:sz w:val="24"/>
           <w:szCs w:val="24"/>
         </w:rPr>
@@ -1532,7 +1482,7 @@
       </w:r>
       <w:r>
         <w:rPr>
-          <w:rFonts w:ascii="Tahoma" w:hAnsi="Tahoma" w:eastAsia="Tahoma" w:cs="Tahoma"/>
+          <w:rFonts w:ascii="Tahoma" w:eastAsia="Tahoma" w:hAnsi="Tahoma" w:cs="Tahoma"/>
           <w:sz w:val="24"/>
           <w:szCs w:val="24"/>
         </w:rPr>
@@ -1540,7 +1490,7 @@
       </w:r>
       <w:r>
         <w:rPr>
-          <w:rFonts w:ascii="Tahoma" w:hAnsi="Tahoma" w:eastAsia="Tahoma" w:cs="Tahoma"/>
+          <w:rFonts w:ascii="Tahoma" w:eastAsia="Tahoma" w:hAnsi="Tahoma" w:cs="Tahoma"/>
           <w:sz w:val="24"/>
           <w:szCs w:val="24"/>
         </w:rPr>
@@ -1548,7 +1498,7 @@
       </w:r>
       <w:r>
         <w:rPr>
-          <w:rFonts w:ascii="Tahoma" w:hAnsi="Tahoma" w:eastAsia="Tahoma" w:cs="Tahoma"/>
+          <w:rFonts w:ascii="Tahoma" w:eastAsia="Tahoma" w:hAnsi="Tahoma" w:cs="Tahoma"/>
           <w:sz w:val="24"/>
           <w:szCs w:val="24"/>
         </w:rPr>
@@ -1556,7 +1506,7 @@
       </w:r>
       <w:r>
         <w:rPr>
-          <w:rFonts w:ascii="Tahoma" w:hAnsi="Tahoma" w:eastAsia="Tahoma" w:cs="Tahoma"/>
+          <w:rFonts w:ascii="Tahoma" w:eastAsia="Tahoma" w:hAnsi="Tahoma" w:cs="Tahoma"/>
           <w:sz w:val="24"/>
           <w:szCs w:val="24"/>
         </w:rPr>
@@ -1564,7 +1514,7 @@
       </w:r>
       <w:r>
         <w:rPr>
-          <w:rFonts w:ascii="Tahoma" w:hAnsi="Tahoma" w:eastAsia="Tahoma" w:cs="Tahoma"/>
+          <w:rFonts w:ascii="Tahoma" w:eastAsia="Tahoma" w:hAnsi="Tahoma" w:cs="Tahoma"/>
           <w:sz w:val="20"/>
           <w:szCs w:val="20"/>
         </w:rPr>
@@ -1574,10 +1524,12 @@
     <w:sectPr>
       <w:headerReference w:type="even" r:id="rId7"/>
       <w:headerReference w:type="default" r:id="rId8"/>
-      <w:footerReference w:type="default" r:id="rId9"/>
-      <w:headerReference w:type="first" r:id="rId10"/>
+      <w:footerReference w:type="even" r:id="rId9"/>
+      <w:footerReference w:type="default" r:id="rId10"/>
+      <w:headerReference w:type="first" r:id="rId11"/>
+      <w:footerReference w:type="first" r:id="rId12"/>
       <w:type w:val="continuous"/>
-      <w:pgSz w:w="12240" w:h="15840" w:orient="portrait"/>
+      <w:pgSz w:w="12240" w:h="15840"/>
       <w:pgMar w:top="1200" w:right="1080" w:bottom="280" w:left="1080" w:header="720" w:footer="720" w:gutter="0"/>
       <w:cols w:space="720"/>
     </w:sectPr>
@@ -1605,7 +1557,17 @@
 </file>
 
 <file path=word/footer1.xml><?xml version="1.0" encoding="utf-8"?>
-<w:ftr xmlns:wpc="http://schemas.microsoft.com/office/word/2010/wordprocessingCanvas" xmlns:cx="http://schemas.microsoft.com/office/drawing/2014/chartex" xmlns:cx1="http://schemas.microsoft.com/office/drawing/2015/9/8/chartex" xmlns:cx2="http://schemas.microsoft.com/office/drawing/2015/10/21/chartex" xmlns:cx3="http://schemas.microsoft.com/office/drawing/2016/5/9/chartex" xmlns:cx4="http://schemas.microsoft.com/office/drawing/2016/5/10/chartex" xmlns:cx5="http://schemas.microsoft.com/office/drawing/2016/5/11/chartex" xmlns:cx6="http://schemas.microsoft.com/office/drawing/2016/5/12/chartex" xmlns:cx7="http://schemas.microsoft.com/office/drawing/2016/5/13/chartex" xmlns:cx8="http://schemas.microsoft.com/office/drawing/2016/5/14/chartex" xmlns:mc="http://schemas.openxmlformats.org/markup-compatibility/2006" xmlns:aink="http://schemas.microsoft.com/office/drawing/2016/ink" xmlns:am3d="http://schemas.microsoft.com/office/drawing/2017/model3d" xmlns:o="urn:schemas-microsoft-com:office:office" xmlns:oel="http://schemas.microsoft.com/office/2019/extlst" xmlns:r="http://schemas.openxmlformats.org/officeDocument/2006/relationships" xmlns:m="http://schemas.openxmlformats.org/officeDocument/2006/math" xmlns:v="urn:schemas-microsoft-com:vml" xmlns:wp14="http://schemas.microsoft.com/office/word/2010/wordprocessingDrawing" xmlns:wp="http://schemas.openxmlformats.org/drawingml/2006/wordprocessingDrawing" xmlns:w10="urn:schemas-microsoft-com:office:word" xmlns:w="http://schemas.openxmlformats.org/wordprocessingml/2006/main" xmlns:w14="http://schemas.microsoft.com/office/word/2010/wordml" xmlns:w15="http://schemas.microsoft.com/office/word/2012/wordml" xmlns:w16cex="http://schemas.microsoft.com/office/word/2018/wordml/cex" xmlns:w16cid="http://schemas.microsoft.com/office/word/2016/wordml/cid" xmlns:w16="http://schemas.microsoft.com/office/word/2018/wordml" xmlns:w16du="http://schemas.microsoft.com/office/word/2023/wordml/word16du" xmlns:w16sdtdh="http://schemas.microsoft.com/office/word/2020/wordml/sdtdatahash" xmlns:w16sdtfl="http://schemas.microsoft.com/office/word/2024/wordml/sdtformatlock" xmlns:w16se="http://schemas.microsoft.com/office/word/2015/wordml/symex" xmlns:wpg="http://schemas.microsoft.com/office/word/2010/wordprocessingGroup" xmlns:wpi="http://schemas.microsoft.com/office/word/2010/wordprocessingInk" xmlns:wne="http://schemas.microsoft.com/office/word/2006/wordml" xmlns:wps="http://schemas.microsoft.com/office/word/2010/wordprocessingShape" xmlns:a="http://schemas.openxmlformats.org/drawingml/2006/main" mc:Ignorable="w14 w15 w16se w16cid w16 w16cex w16sdtdh w16sdtfl w16du wp14">
+<w:ftr xmlns:wpc="http://schemas.microsoft.com/office/word/2010/wordprocessingCanvas" xmlns:cx="http://schemas.microsoft.com/office/drawing/2014/chartex" xmlns:cx1="http://schemas.microsoft.com/office/drawing/2015/9/8/chartex" xmlns:cx2="http://schemas.microsoft.com/office/drawing/2015/10/21/chartex" xmlns:cx3="http://schemas.microsoft.com/office/drawing/2016/5/9/chartex" xmlns:cx4="http://schemas.microsoft.com/office/drawing/2016/5/10/chartex" xmlns:cx5="http://schemas.microsoft.com/office/drawing/2016/5/11/chartex" xmlns:cx6="http://schemas.microsoft.com/office/drawing/2016/5/12/chartex" xmlns:cx7="http://schemas.microsoft.com/office/drawing/2016/5/13/chartex" xmlns:cx8="http://schemas.microsoft.com/office/drawing/2016/5/14/chartex" xmlns:mc="http://schemas.openxmlformats.org/markup-compatibility/2006" xmlns:aink="http://schemas.microsoft.com/office/drawing/2016/ink" xmlns:am3d="http://schemas.microsoft.com/office/drawing/2017/model3d" xmlns:o="urn:schemas-microsoft-com:office:office" xmlns:oel="http://schemas.microsoft.com/office/2019/extlst" xmlns:r="http://schemas.openxmlformats.org/officeDocument/2006/relationships" xmlns:m="http://schemas.openxmlformats.org/officeDocument/2006/math" xmlns:v="urn:schemas-microsoft-com:vml" xmlns:wp14="http://schemas.microsoft.com/office/word/2010/wordprocessingDrawing" xmlns:wp="http://schemas.openxmlformats.org/drawingml/2006/wordprocessingDrawing" xmlns:w10="urn:schemas-microsoft-com:office:word" xmlns:w="http://schemas.openxmlformats.org/wordprocessingml/2006/main" xmlns:w14="http://schemas.microsoft.com/office/word/2010/wordml" xmlns:w15="http://schemas.microsoft.com/office/word/2012/wordml" xmlns:w16cex="http://schemas.microsoft.com/office/word/2018/wordml/cex" xmlns:w16cid="http://schemas.microsoft.com/office/word/2016/wordml/cid" xmlns:w16="http://schemas.microsoft.com/office/word/2018/wordml" xmlns:w16du="http://schemas.microsoft.com/office/word/2023/wordml/word16du" xmlns:w16sdtdh="http://schemas.microsoft.com/office/word/2020/wordml/sdtdatahash" xmlns:w16sdtfl="http://schemas.microsoft.com/office/word/2024/wordml/sdtformatlock" xmlns:w16se="http://schemas.microsoft.com/office/word/2015/wordml/symex" xmlns:wpg="http://schemas.microsoft.com/office/word/2010/wordprocessingGroup" xmlns:wpi="http://schemas.microsoft.com/office/word/2010/wordprocessingInk" xmlns:wne="http://schemas.microsoft.com/office/word/2006/wordml" xmlns:wps="http://schemas.microsoft.com/office/word/2010/wordprocessingShape" mc:Ignorable="w14 w15 w16se w16cid w16 w16cex w16sdtdh w16sdtfl w16du wp14">
+  <w:p>
+    <w:pPr>
+      <w:pStyle w:val="Piedepgina"/>
+    </w:pPr>
+  </w:p>
+</w:ftr>
+</file>
+
+<file path=word/footer2.xml><?xml version="1.0" encoding="utf-8"?>
+<w:ftr xmlns:wpc="http://schemas.microsoft.com/office/word/2010/wordprocessingCanvas" xmlns:cx="http://schemas.microsoft.com/office/drawing/2014/chartex" xmlns:cx1="http://schemas.microsoft.com/office/drawing/2015/9/8/chartex" xmlns:cx2="http://schemas.microsoft.com/office/drawing/2015/10/21/chartex" xmlns:cx3="http://schemas.microsoft.com/office/drawing/2016/5/9/chartex" xmlns:cx4="http://schemas.microsoft.com/office/drawing/2016/5/10/chartex" xmlns:cx5="http://schemas.microsoft.com/office/drawing/2016/5/11/chartex" xmlns:cx6="http://schemas.microsoft.com/office/drawing/2016/5/12/chartex" xmlns:cx7="http://schemas.microsoft.com/office/drawing/2016/5/13/chartex" xmlns:cx8="http://schemas.microsoft.com/office/drawing/2016/5/14/chartex" xmlns:mc="http://schemas.openxmlformats.org/markup-compatibility/2006" xmlns:aink="http://schemas.microsoft.com/office/drawing/2016/ink" xmlns:am3d="http://schemas.microsoft.com/office/drawing/2017/model3d" xmlns:o="urn:schemas-microsoft-com:office:office" xmlns:oel="http://schemas.microsoft.com/office/2019/extlst" xmlns:r="http://schemas.openxmlformats.org/officeDocument/2006/relationships" xmlns:m="http://schemas.openxmlformats.org/officeDocument/2006/math" xmlns:v="urn:schemas-microsoft-com:vml" xmlns:wp14="http://schemas.microsoft.com/office/word/2010/wordprocessingDrawing" xmlns:wp="http://schemas.openxmlformats.org/drawingml/2006/wordprocessingDrawing" xmlns:w10="urn:schemas-microsoft-com:office:word" xmlns:w="http://schemas.openxmlformats.org/wordprocessingml/2006/main" xmlns:w14="http://schemas.microsoft.com/office/word/2010/wordml" xmlns:w15="http://schemas.microsoft.com/office/word/2012/wordml" xmlns:w16cex="http://schemas.microsoft.com/office/word/2018/wordml/cex" xmlns:w16cid="http://schemas.microsoft.com/office/word/2016/wordml/cid" xmlns:w16="http://schemas.microsoft.com/office/word/2018/wordml" xmlns:w16du="http://schemas.microsoft.com/office/word/2023/wordml/word16du" xmlns:w16sdtdh="http://schemas.microsoft.com/office/word/2020/wordml/sdtdatahash" xmlns:w16sdtfl="http://schemas.microsoft.com/office/word/2024/wordml/sdtformatlock" xmlns:w16se="http://schemas.microsoft.com/office/word/2015/wordml/symex" xmlns:wpg="http://schemas.microsoft.com/office/word/2010/wordprocessingGroup" xmlns:wpi="http://schemas.microsoft.com/office/word/2010/wordprocessingInk" xmlns:wne="http://schemas.microsoft.com/office/word/2006/wordml" xmlns:wps="http://schemas.microsoft.com/office/word/2010/wordprocessingShape" mc:Ignorable="w14 w15 w16se w16cid w16 w16cex w16sdtdh w16sdtfl w16du wp14">
   <w:p>
     <w:pPr>
       <w:pStyle w:val="Textoindependiente"/>
@@ -1701,8 +1663,8 @@
           </w:drawing>
         </mc:Choice>
         <mc:Fallback>
-          <w:pict w14:anchorId="33CFE30C">
-            <v:shape id="Graphic 3" style="position:absolute;margin-left:52.6pt;margin-top:-4.3pt;width:506.85pt;height:.1pt;z-index:251659264;visibility:visible;mso-wrap-style:square;mso-wrap-distance-left:0;mso-wrap-distance-top:0;mso-wrap-distance-right:0;mso-wrap-distance-bottom:0;mso-position-horizontal:absolute;mso-position-horizontal-relative:page;mso-position-vertical:absolute;mso-position-vertical-relative:text;v-text-anchor:top" coordsize="6436995,1270" o:spid="_x0000_s1026" filled="f" strokeweight=".26456mm" path="m,l6436475,e" o:gfxdata="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" w14:anchorId="062C7391">
+          <w:pict>
+            <v:shape w14:anchorId="7D2EC4ED" id="Graphic 3" o:spid="_x0000_s1026" style="position:absolute;margin-left:52.6pt;margin-top:-4.3pt;width:506.85pt;height:.1pt;z-index:251659264;visibility:visible;mso-wrap-style:square;mso-wrap-distance-left:0;mso-wrap-distance-top:0;mso-wrap-distance-right:0;mso-wrap-distance-bottom:0;mso-position-horizontal:absolute;mso-position-horizontal-relative:page;mso-position-vertical:absolute;mso-position-vertical-relative:text;v-text-anchor:top" coordsize="6436995,1270" o:gfxdata="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" path="m,l6436475,e" filled="f" strokeweight=".26456mm">
               <v:path arrowok="t"/>
               <w10:wrap anchorx="page"/>
             </v:shape>
@@ -1774,6 +1736,16 @@
 </w:ftr>
 </file>
 
+<file path=word/footer3.xml><?xml version="1.0" encoding="utf-8"?>
+<w:ftr xmlns:wpc="http://schemas.microsoft.com/office/word/2010/wordprocessingCanvas" xmlns:cx="http://schemas.microsoft.com/office/drawing/2014/chartex" xmlns:cx1="http://schemas.microsoft.com/office/drawing/2015/9/8/chartex" xmlns:cx2="http://schemas.microsoft.com/office/drawing/2015/10/21/chartex" xmlns:cx3="http://schemas.microsoft.com/office/drawing/2016/5/9/chartex" xmlns:cx4="http://schemas.microsoft.com/office/drawing/2016/5/10/chartex" xmlns:cx5="http://schemas.microsoft.com/office/drawing/2016/5/11/chartex" xmlns:cx6="http://schemas.microsoft.com/office/drawing/2016/5/12/chartex" xmlns:cx7="http://schemas.microsoft.com/office/drawing/2016/5/13/chartex" xmlns:cx8="http://schemas.microsoft.com/office/drawing/2016/5/14/chartex" xmlns:mc="http://schemas.openxmlformats.org/markup-compatibility/2006" xmlns:aink="http://schemas.microsoft.com/office/drawing/2016/ink" xmlns:am3d="http://schemas.microsoft.com/office/drawing/2017/model3d" xmlns:o="urn:schemas-microsoft-com:office:office" xmlns:oel="http://schemas.microsoft.com/office/2019/extlst" xmlns:r="http://schemas.openxmlformats.org/officeDocument/2006/relationships" xmlns:m="http://schemas.openxmlformats.org/officeDocument/2006/math" xmlns:v="urn:schemas-microsoft-com:vml" xmlns:wp14="http://schemas.microsoft.com/office/word/2010/wordprocessingDrawing" xmlns:wp="http://schemas.openxmlformats.org/drawingml/2006/wordprocessingDrawing" xmlns:w10="urn:schemas-microsoft-com:office:word" xmlns:w="http://schemas.openxmlformats.org/wordprocessingml/2006/main" xmlns:w14="http://schemas.microsoft.com/office/word/2010/wordml" xmlns:w15="http://schemas.microsoft.com/office/word/2012/wordml" xmlns:w16cex="http://schemas.microsoft.com/office/word/2018/wordml/cex" xmlns:w16cid="http://schemas.microsoft.com/office/word/2016/wordml/cid" xmlns:w16="http://schemas.microsoft.com/office/word/2018/wordml" xmlns:w16du="http://schemas.microsoft.com/office/word/2023/wordml/word16du" xmlns:w16sdtdh="http://schemas.microsoft.com/office/word/2020/wordml/sdtdatahash" xmlns:w16sdtfl="http://schemas.microsoft.com/office/word/2024/wordml/sdtformatlock" xmlns:w16se="http://schemas.microsoft.com/office/word/2015/wordml/symex" xmlns:wpg="http://schemas.microsoft.com/office/word/2010/wordprocessingGroup" xmlns:wpi="http://schemas.microsoft.com/office/word/2010/wordprocessingInk" xmlns:wne="http://schemas.microsoft.com/office/word/2006/wordml" xmlns:wps="http://schemas.microsoft.com/office/word/2010/wordprocessingShape" mc:Ignorable="w14 w15 w16se w16cid w16 w16cex w16sdtdh w16sdtfl w16du wp14">
+  <w:p>
+    <w:pPr>
+      <w:pStyle w:val="Piedepgina"/>
+    </w:pPr>
+  </w:p>
+</w:ftr>
+</file>
+
 <file path=word/footnotes.xml><?xml version="1.0" encoding="utf-8"?>
 <w:footnotes xmlns:wpc="http://schemas.microsoft.com/office/word/2010/wordprocessingCanvas" xmlns:cx="http://schemas.microsoft.com/office/drawing/2014/chartex" xmlns:cx1="http://schemas.microsoft.com/office/drawing/2015/9/8/chartex" xmlns:cx2="http://schemas.microsoft.com/office/drawing/2015/10/21/chartex" xmlns:cx3="http://schemas.microsoft.com/office/drawing/2016/5/9/chartex" xmlns:cx4="http://schemas.microsoft.com/office/drawing/2016/5/10/chartex" xmlns:cx5="http://schemas.microsoft.com/office/drawing/2016/5/11/chartex" xmlns:cx6="http://schemas.microsoft.com/office/drawing/2016/5/12/chartex" xmlns:cx7="http://schemas.microsoft.com/office/drawing/2016/5/13/chartex" xmlns:cx8="http://schemas.microsoft.com/office/drawing/2016/5/14/chartex" xmlns:mc="http://schemas.openxmlformats.org/markup-compatibility/2006" xmlns:aink="http://schemas.microsoft.com/office/drawing/2016/ink" xmlns:am3d="http://schemas.microsoft.com/office/drawing/2017/model3d" xmlns:o="urn:schemas-microsoft-com:office:office" xmlns:oel="http://schemas.microsoft.com/office/2019/extlst" xmlns:r="http://schemas.openxmlformats.org/officeDocument/2006/relationships" xmlns:m="http://schemas.openxmlformats.org/officeDocument/2006/math" xmlns:v="urn:schemas-microsoft-com:vml" xmlns:wp14="http://schemas.microsoft.com/office/word/2010/wordprocessingDrawing" xmlns:wp="http://schemas.openxmlformats.org/drawingml/2006/wordprocessingDrawing" xmlns:w10="urn:schemas-microsoft-com:office:word" xmlns:w="http://schemas.openxmlformats.org/wordprocessingml/2006/main" xmlns:w14="http://schemas.microsoft.com/office/word/2010/wordml" xmlns:w15="http://schemas.microsoft.com/office/word/2012/wordml" xmlns:w16cex="http://schemas.microsoft.com/office/word/2018/wordml/cex" xmlns:w16cid="http://schemas.microsoft.com/office/word/2016/wordml/cid" xmlns:w16="http://schemas.microsoft.com/office/word/2018/wordml" xmlns:w16du="http://schemas.microsoft.com/office/word/2023/wordml/word16du" xmlns:w16sdtdh="http://schemas.microsoft.com/office/word/2020/wordml/sdtdatahash" xmlns:w16sdtfl="http://schemas.microsoft.com/office/word/2024/wordml/sdtformatlock" xmlns:w16se="http://schemas.microsoft.com/office/word/2015/wordml/symex" xmlns:wpg="http://schemas.microsoft.com/office/word/2010/wordprocessingGroup" xmlns:wpi="http://schemas.microsoft.com/office/word/2010/wordprocessingInk" xmlns:wne="http://schemas.microsoft.com/office/word/2006/wordml" xmlns:wps="http://schemas.microsoft.com/office/word/2010/wordprocessingShape" mc:Ignorable="w14 w15 w16se w16cid w16 w16cex w16sdtdh w16sdtfl w16du wp14">
   <w:footnote w:type="separator" w:id="-1">
@@ -1804,7 +1776,7 @@
         <w:noProof/>
       </w:rPr>
       <w:pict w14:anchorId="61D93014">
-        <v:shapetype id="_x0000_t75" coordsize="21600,21600" filled="f" stroked="f" o:spt="75" o:preferrelative="t" path="m@4@5l@4@11@9@11@9@5xe">
+        <v:shapetype id="_x0000_t75" coordsize="21600,21600" o:spt="75" o:preferrelative="t" path="m@4@5l@4@11@9@11@9@5xe" filled="f" stroked="f">
           <v:stroke joinstyle="miter"/>
           <v:formulas>
             <v:f eqn="if lineDrawn pixelLineWidth 0"/>
@@ -1820,11 +1792,11 @@
             <v:f eqn="prod @7 21600 pixelHeight"/>
             <v:f eqn="sum @10 21600 0"/>
           </v:formulas>
-          <v:path gradientshapeok="t" o:connecttype="rect" o:extrusionok="f"/>
+          <v:path o:extrusionok="f" gradientshapeok="t" o:connecttype="rect"/>
           <o:lock v:ext="edit" aspectratio="t"/>
         </v:shapetype>
-        <v:shape id="WordPictureWatermark179243719" style="position:absolute;margin-left:0;margin-top:0;width:503.75pt;height:503.75pt;z-index:-251655168;mso-position-horizontal:center;mso-position-horizontal-relative:margin;mso-position-vertical:center;mso-position-vertical-relative:margin" o:spid="_x0000_s1026" o:allowincell="f" type="#_x0000_t75">
-          <v:imagedata gain="19661f" blacklevel="22938f" o:title="Original SF" r:id="rId1"/>
+        <v:shape id="WordPictureWatermark179243719" o:spid="_x0000_s1026" type="#_x0000_t75" style="position:absolute;margin-left:0;margin-top:0;width:503.75pt;height:503.75pt;z-index:-251655168;mso-position-horizontal:center;mso-position-horizontal-relative:margin;mso-position-vertical:center;mso-position-vertical-relative:margin" o:allowincell="f">
+          <v:imagedata r:id="rId1" o:title="Original SF" gain="19661f" blacklevel="22938f"/>
           <w10:wrap anchorx="margin" anchory="margin"/>
         </v:shape>
       </w:pict>
@@ -1834,7 +1806,7 @@
 </file>
 
 <file path=word/header2.xml><?xml version="1.0" encoding="utf-8"?>
-<w:hdr xmlns:wpc="http://schemas.microsoft.com/office/word/2010/wordprocessingCanvas" xmlns:cx="http://schemas.microsoft.com/office/drawing/2014/chartex" xmlns:cx1="http://schemas.microsoft.com/office/drawing/2015/9/8/chartex" xmlns:cx2="http://schemas.microsoft.com/office/drawing/2015/10/21/chartex" xmlns:cx3="http://schemas.microsoft.com/office/drawing/2016/5/9/chartex" xmlns:cx4="http://schemas.microsoft.com/office/drawing/2016/5/10/chartex" xmlns:cx5="http://schemas.microsoft.com/office/drawing/2016/5/11/chartex" xmlns:cx6="http://schemas.microsoft.com/office/drawing/2016/5/12/chartex" xmlns:cx7="http://schemas.microsoft.com/office/drawing/2016/5/13/chartex" xmlns:cx8="http://schemas.microsoft.com/office/drawing/2016/5/14/chartex" xmlns:mc="http://schemas.openxmlformats.org/markup-compatibility/2006" xmlns:aink="http://schemas.microsoft.com/office/drawing/2016/ink" xmlns:am3d="http://schemas.microsoft.com/office/drawing/2017/model3d" xmlns:o="urn:schemas-microsoft-com:office:office" xmlns:oel="http://schemas.microsoft.com/office/2019/extlst" xmlns:r="http://schemas.openxmlformats.org/officeDocument/2006/relationships" xmlns:m="http://schemas.openxmlformats.org/officeDocument/2006/math" xmlns:v="urn:schemas-microsoft-com:vml" xmlns:wp14="http://schemas.microsoft.com/office/word/2010/wordprocessingDrawing" xmlns:wp="http://schemas.openxmlformats.org/drawingml/2006/wordprocessingDrawing" xmlns:w10="urn:schemas-microsoft-com:office:word" xmlns:w="http://schemas.openxmlformats.org/wordprocessingml/2006/main" xmlns:w14="http://schemas.microsoft.com/office/word/2010/wordml" xmlns:w15="http://schemas.microsoft.com/office/word/2012/wordml" xmlns:w16cex="http://schemas.microsoft.com/office/word/2018/wordml/cex" xmlns:w16cid="http://schemas.microsoft.com/office/word/2016/wordml/cid" xmlns:w16="http://schemas.microsoft.com/office/word/2018/wordml" xmlns:w16du="http://schemas.microsoft.com/office/word/2023/wordml/word16du" xmlns:w16sdtdh="http://schemas.microsoft.com/office/word/2020/wordml/sdtdatahash" xmlns:w16sdtfl="http://schemas.microsoft.com/office/word/2024/wordml/sdtformatlock" xmlns:w16se="http://schemas.microsoft.com/office/word/2015/wordml/symex" xmlns:wpg="http://schemas.microsoft.com/office/word/2010/wordprocessingGroup" xmlns:wpi="http://schemas.microsoft.com/office/word/2010/wordprocessingInk" xmlns:wne="http://schemas.microsoft.com/office/word/2006/wordml" xmlns:wps="http://schemas.microsoft.com/office/word/2010/wordprocessingShape" xmlns:a="http://schemas.openxmlformats.org/drawingml/2006/main" xmlns:pic="http://schemas.openxmlformats.org/drawingml/2006/picture" xmlns:a14="http://schemas.microsoft.com/office/drawing/2010/main" mc:Ignorable="w14 w15 w16se w16cid w16 w16cex w16sdtdh w16sdtfl w16du wp14">
+<w:hdr xmlns:wpc="http://schemas.microsoft.com/office/word/2010/wordprocessingCanvas" xmlns:cx="http://schemas.microsoft.com/office/drawing/2014/chartex" xmlns:cx1="http://schemas.microsoft.com/office/drawing/2015/9/8/chartex" xmlns:cx2="http://schemas.microsoft.com/office/drawing/2015/10/21/chartex" xmlns:cx3="http://schemas.microsoft.com/office/drawing/2016/5/9/chartex" xmlns:cx4="http://schemas.microsoft.com/office/drawing/2016/5/10/chartex" xmlns:cx5="http://schemas.microsoft.com/office/drawing/2016/5/11/chartex" xmlns:cx6="http://schemas.microsoft.com/office/drawing/2016/5/12/chartex" xmlns:cx7="http://schemas.microsoft.com/office/drawing/2016/5/13/chartex" xmlns:cx8="http://schemas.microsoft.com/office/drawing/2016/5/14/chartex" xmlns:mc="http://schemas.openxmlformats.org/markup-compatibility/2006" xmlns:aink="http://schemas.microsoft.com/office/drawing/2016/ink" xmlns:am3d="http://schemas.microsoft.com/office/drawing/2017/model3d" xmlns:o="urn:schemas-microsoft-com:office:office" xmlns:oel="http://schemas.microsoft.com/office/2019/extlst" xmlns:r="http://schemas.openxmlformats.org/officeDocument/2006/relationships" xmlns:m="http://schemas.openxmlformats.org/officeDocument/2006/math" xmlns:v="urn:schemas-microsoft-com:vml" xmlns:wp14="http://schemas.microsoft.com/office/word/2010/wordprocessingDrawing" xmlns:wp="http://schemas.openxmlformats.org/drawingml/2006/wordprocessingDrawing" xmlns:w10="urn:schemas-microsoft-com:office:word" xmlns:w="http://schemas.openxmlformats.org/wordprocessingml/2006/main" xmlns:w14="http://schemas.microsoft.com/office/word/2010/wordml" xmlns:w15="http://schemas.microsoft.com/office/word/2012/wordml" xmlns:w16cex="http://schemas.microsoft.com/office/word/2018/wordml/cex" xmlns:w16cid="http://schemas.microsoft.com/office/word/2016/wordml/cid" xmlns:w16="http://schemas.microsoft.com/office/word/2018/wordml" xmlns:w16du="http://schemas.microsoft.com/office/word/2023/wordml/word16du" xmlns:w16sdtdh="http://schemas.microsoft.com/office/word/2020/wordml/sdtdatahash" xmlns:w16sdtfl="http://schemas.microsoft.com/office/word/2024/wordml/sdtformatlock" xmlns:w16se="http://schemas.microsoft.com/office/word/2015/wordml/symex" xmlns:wpg="http://schemas.microsoft.com/office/word/2010/wordprocessingGroup" xmlns:wpi="http://schemas.microsoft.com/office/word/2010/wordprocessingInk" xmlns:wne="http://schemas.microsoft.com/office/word/2006/wordml" xmlns:wps="http://schemas.microsoft.com/office/word/2010/wordprocessingShape" mc:Ignorable="w14 w15 w16se w16cid w16 w16cex w16sdtdh w16sdtfl w16du wp14">
   <w:p>
     <w:pPr>
       <w:pStyle w:val="Encabezado"/>
@@ -1846,7 +1818,7 @@
         <w:sz w:val="20"/>
       </w:rPr>
       <w:pict w14:anchorId="4B0CFF49">
-        <v:shapetype id="_x0000_t75" coordsize="21600,21600" filled="f" stroked="f" o:spt="75" o:preferrelative="t" path="m@4@5l@4@11@9@11@9@5xe">
+        <v:shapetype id="_x0000_t75" coordsize="21600,21600" o:spt="75" o:preferrelative="t" path="m@4@5l@4@11@9@11@9@5xe" filled="f" stroked="f">
           <v:stroke joinstyle="miter"/>
           <v:formulas>
             <v:f eqn="if lineDrawn pixelLineWidth 0"/>
@@ -1862,11 +1834,11 @@
             <v:f eqn="prod @7 21600 pixelHeight"/>
             <v:f eqn="sum @10 21600 0"/>
           </v:formulas>
-          <v:path gradientshapeok="t" o:connecttype="rect" o:extrusionok="f"/>
+          <v:path o:extrusionok="f" gradientshapeok="t" o:connecttype="rect"/>
           <o:lock v:ext="edit" aspectratio="t"/>
         </v:shapetype>
-        <v:shape id="WordPictureWatermark179243720" style="position:absolute;margin-left:0;margin-top:0;width:503.75pt;height:503.75pt;z-index:-251654144;mso-position-horizontal:center;mso-position-horizontal-relative:margin;mso-position-vertical:center;mso-position-vertical-relative:margin" o:spid="_x0000_s1027" o:allowincell="f" type="#_x0000_t75">
-          <v:imagedata gain="19661f" blacklevel="22938f" o:title="Original SF" r:id="rId1"/>
+        <v:shape id="WordPictureWatermark179243720" o:spid="_x0000_s1027" type="#_x0000_t75" style="position:absolute;margin-left:-74.2pt;margin-top:-37.65pt;width:652.4pt;height:652.4pt;z-index:-251654144;mso-position-horizontal-relative:margin;mso-position-vertical-relative:margin" o:allowincell="f">
+          <v:imagedata r:id="rId1" o:title="Original SF" gain="19661f" blacklevel="22938f"/>
           <w10:wrap anchorx="margin" anchory="margin"/>
         </v:shape>
       </w:pict>
@@ -1942,7 +1914,7 @@
         <w:noProof/>
       </w:rPr>
       <w:pict w14:anchorId="17326401">
-        <v:shapetype id="_x0000_t75" coordsize="21600,21600" filled="f" stroked="f" o:spt="75" o:preferrelative="t" path="m@4@5l@4@11@9@11@9@5xe">
+        <v:shapetype id="_x0000_t75" coordsize="21600,21600" o:spt="75" o:preferrelative="t" path="m@4@5l@4@11@9@11@9@5xe" filled="f" stroked="f">
           <v:stroke joinstyle="miter"/>
           <v:formulas>
             <v:f eqn="if lineDrawn pixelLineWidth 0"/>
@@ -1958,11 +1930,11 @@
             <v:f eqn="prod @7 21600 pixelHeight"/>
             <v:f eqn="sum @10 21600 0"/>
           </v:formulas>
-          <v:path gradientshapeok="t" o:connecttype="rect" o:extrusionok="f"/>
+          <v:path o:extrusionok="f" gradientshapeok="t" o:connecttype="rect"/>
           <o:lock v:ext="edit" aspectratio="t"/>
         </v:shapetype>
-        <v:shape id="WordPictureWatermark179243718" style="position:absolute;margin-left:0;margin-top:0;width:503.75pt;height:503.75pt;z-index:-251656192;mso-position-horizontal:center;mso-position-horizontal-relative:margin;mso-position-vertical:center;mso-position-vertical-relative:margin" o:spid="_x0000_s1025" o:allowincell="f" type="#_x0000_t75">
-          <v:imagedata gain="19661f" blacklevel="22938f" o:title="Original SF" r:id="rId1"/>
+        <v:shape id="WordPictureWatermark179243718" o:spid="_x0000_s1025" type="#_x0000_t75" style="position:absolute;margin-left:0;margin-top:0;width:503.75pt;height:503.75pt;z-index:-251656192;mso-position-horizontal:center;mso-position-horizontal-relative:margin;mso-position-vertical:center;mso-position-vertical-relative:margin" o:allowincell="f">
+          <v:imagedata r:id="rId1" o:title="Original SF" gain="19661f" blacklevel="22938f"/>
           <w10:wrap anchorx="margin" anchory="margin"/>
         </v:shape>
       </w:pict>
@@ -1986,7 +1958,7 @@
         <w:ind w:left="720" w:hanging="360"/>
       </w:pPr>
       <w:rPr>
-        <w:rFonts w:ascii="Noto Sans Symbols" w:hAnsi="Noto Sans Symbols" w:eastAsia="Noto Sans Symbols" w:cs="Noto Sans Symbols"/>
+        <w:rFonts w:ascii="Noto Sans Symbols" w:eastAsia="Noto Sans Symbols" w:hAnsi="Noto Sans Symbols" w:cs="Noto Sans Symbols"/>
       </w:rPr>
     </w:lvl>
     <w:lvl w:ilvl="1">
@@ -1998,7 +1970,7 @@
         <w:ind w:left="1440" w:hanging="360"/>
       </w:pPr>
       <w:rPr>
-        <w:rFonts w:ascii="Courier New" w:hAnsi="Courier New" w:eastAsia="Courier New" w:cs="Courier New"/>
+        <w:rFonts w:ascii="Courier New" w:eastAsia="Courier New" w:hAnsi="Courier New" w:cs="Courier New"/>
       </w:rPr>
     </w:lvl>
     <w:lvl w:ilvl="2">
@@ -2010,7 +1982,7 @@
         <w:ind w:left="2160" w:hanging="360"/>
       </w:pPr>
       <w:rPr>
-        <w:rFonts w:ascii="Noto Sans Symbols" w:hAnsi="Noto Sans Symbols" w:eastAsia="Noto Sans Symbols" w:cs="Noto Sans Symbols"/>
+        <w:rFonts w:ascii="Noto Sans Symbols" w:eastAsia="Noto Sans Symbols" w:hAnsi="Noto Sans Symbols" w:cs="Noto Sans Symbols"/>
       </w:rPr>
     </w:lvl>
     <w:lvl w:ilvl="3">
@@ -2022,7 +1994,7 @@
         <w:ind w:left="2880" w:hanging="360"/>
       </w:pPr>
       <w:rPr>
-        <w:rFonts w:ascii="Noto Sans Symbols" w:hAnsi="Noto Sans Symbols" w:eastAsia="Noto Sans Symbols" w:cs="Noto Sans Symbols"/>
+        <w:rFonts w:ascii="Noto Sans Symbols" w:eastAsia="Noto Sans Symbols" w:hAnsi="Noto Sans Symbols" w:cs="Noto Sans Symbols"/>
       </w:rPr>
     </w:lvl>
     <w:lvl w:ilvl="4">
@@ -2034,7 +2006,7 @@
         <w:ind w:left="3600" w:hanging="360"/>
       </w:pPr>
       <w:rPr>
-        <w:rFonts w:ascii="Courier New" w:hAnsi="Courier New" w:eastAsia="Courier New" w:cs="Courier New"/>
+        <w:rFonts w:ascii="Courier New" w:eastAsia="Courier New" w:hAnsi="Courier New" w:cs="Courier New"/>
       </w:rPr>
     </w:lvl>
     <w:lvl w:ilvl="5">
@@ -2046,7 +2018,7 @@
         <w:ind w:left="4320" w:hanging="360"/>
       </w:pPr>
       <w:rPr>
-        <w:rFonts w:ascii="Noto Sans Symbols" w:hAnsi="Noto Sans Symbols" w:eastAsia="Noto Sans Symbols" w:cs="Noto Sans Symbols"/>
+        <w:rFonts w:ascii="Noto Sans Symbols" w:eastAsia="Noto Sans Symbols" w:hAnsi="Noto Sans Symbols" w:cs="Noto Sans Symbols"/>
       </w:rPr>
     </w:lvl>
     <w:lvl w:ilvl="6">
@@ -2058,7 +2030,7 @@
         <w:ind w:left="5040" w:hanging="360"/>
       </w:pPr>
       <w:rPr>
-        <w:rFonts w:ascii="Noto Sans Symbols" w:hAnsi="Noto Sans Symbols" w:eastAsia="Noto Sans Symbols" w:cs="Noto Sans Symbols"/>
+        <w:rFonts w:ascii="Noto Sans Symbols" w:eastAsia="Noto Sans Symbols" w:hAnsi="Noto Sans Symbols" w:cs="Noto Sans Symbols"/>
       </w:rPr>
     </w:lvl>
     <w:lvl w:ilvl="7">
@@ -2070,7 +2042,7 @@
         <w:ind w:left="5760" w:hanging="360"/>
       </w:pPr>
       <w:rPr>
-        <w:rFonts w:ascii="Courier New" w:hAnsi="Courier New" w:eastAsia="Courier New" w:cs="Courier New"/>
+        <w:rFonts w:ascii="Courier New" w:eastAsia="Courier New" w:hAnsi="Courier New" w:cs="Courier New"/>
       </w:rPr>
     </w:lvl>
     <w:lvl w:ilvl="8">
@@ -2082,7 +2054,7 @@
         <w:ind w:left="6480" w:hanging="360"/>
       </w:pPr>
       <w:rPr>
-        <w:rFonts w:ascii="Noto Sans Symbols" w:hAnsi="Noto Sans Symbols" w:eastAsia="Noto Sans Symbols" w:cs="Noto Sans Symbols"/>
+        <w:rFonts w:ascii="Noto Sans Symbols" w:eastAsia="Noto Sans Symbols" w:hAnsi="Noto Sans Symbols" w:cs="Noto Sans Symbols"/>
       </w:rPr>
     </w:lvl>
   </w:abstractNum>
@@ -2093,11 +2065,11 @@
 </file>
 
 <file path=word/styles.xml><?xml version="1.0" encoding="utf-8"?>
-<w:styles xmlns:wp14="http://schemas.microsoft.com/office/word/2010/wordprocessingDrawing" xmlns:mc="http://schemas.openxmlformats.org/markup-compatibility/2006" xmlns:r="http://schemas.openxmlformats.org/officeDocument/2006/relationships" xmlns:w="http://schemas.openxmlformats.org/wordprocessingml/2006/main" xmlns:w14="http://schemas.microsoft.com/office/word/2010/wordml" xmlns:w15="http://schemas.microsoft.com/office/word/2012/wordml" xmlns:w16cex="http://schemas.microsoft.com/office/word/2018/wordml/cex" xmlns:w16cid="http://schemas.microsoft.com/office/word/2016/wordml/cid" xmlns:w16="http://schemas.microsoft.com/office/word/2018/wordml" xmlns:w16du="http://schemas.microsoft.com/office/word/2023/wordml/word16du" xmlns:w16sdtdh="http://schemas.microsoft.com/office/word/2020/wordml/sdtdatahash" xmlns:w16sdtfl="http://schemas.microsoft.com/office/word/2024/wordml/sdtformatlock" xmlns:w16se="http://schemas.microsoft.com/office/word/2015/wordml/symex" mc:Ignorable="w14 w15 w16se w16cid w16 w16cex w16sdtdh w16sdtfl w16du wp14">
+<w:styles xmlns:mc="http://schemas.openxmlformats.org/markup-compatibility/2006" xmlns:r="http://schemas.openxmlformats.org/officeDocument/2006/relationships" xmlns:w="http://schemas.openxmlformats.org/wordprocessingml/2006/main" xmlns:w14="http://schemas.microsoft.com/office/word/2010/wordml" xmlns:w15="http://schemas.microsoft.com/office/word/2012/wordml" xmlns:w16cex="http://schemas.microsoft.com/office/word/2018/wordml/cex" xmlns:w16cid="http://schemas.microsoft.com/office/word/2016/wordml/cid" xmlns:w16="http://schemas.microsoft.com/office/word/2018/wordml" xmlns:w16du="http://schemas.microsoft.com/office/word/2023/wordml/word16du" xmlns:w16sdtdh="http://schemas.microsoft.com/office/word/2020/wordml/sdtdatahash" xmlns:w16sdtfl="http://schemas.microsoft.com/office/word/2024/wordml/sdtformatlock" xmlns:w16se="http://schemas.microsoft.com/office/word/2015/wordml/symex" mc:Ignorable="w14 w15 w16se w16cid w16 w16cex w16sdtdh w16sdtfl w16du">
   <w:docDefaults>
     <w:rPrDefault>
       <w:rPr>
-        <w:rFonts w:asciiTheme="minorHAnsi" w:hAnsiTheme="minorHAnsi" w:eastAsiaTheme="minorHAnsi" w:cstheme="minorBidi"/>
+        <w:rFonts w:asciiTheme="minorHAnsi" w:eastAsiaTheme="minorHAnsi" w:hAnsiTheme="minorHAnsi" w:cstheme="minorBidi"/>
         <w:sz w:val="22"/>
         <w:szCs w:val="22"/>
         <w:lang w:val="en-US" w:eastAsia="en-US" w:bidi="ar-SA"/>
@@ -2114,14 +2086,14 @@
   <w:latentStyles w:defLockedState="0" w:defUIPriority="99" w:defSemiHidden="0" w:defUnhideWhenUsed="0" w:defQFormat="0" w:count="376">
     <w:lsdException w:name="Normal" w:uiPriority="0" w:qFormat="1"/>
     <w:lsdException w:name="heading 1" w:uiPriority="9" w:qFormat="1"/>
-    <w:lsdException w:name="heading 2" w:uiPriority="9" w:semiHidden="1" w:unhideWhenUsed="1" w:qFormat="1"/>
-    <w:lsdException w:name="heading 3" w:uiPriority="9" w:semiHidden="1" w:unhideWhenUsed="1" w:qFormat="1"/>
-    <w:lsdException w:name="heading 4" w:uiPriority="9" w:semiHidden="1" w:unhideWhenUsed="1" w:qFormat="1"/>
-    <w:lsdException w:name="heading 5" w:uiPriority="9" w:semiHidden="1" w:unhideWhenUsed="1" w:qFormat="1"/>
-    <w:lsdException w:name="heading 6" w:uiPriority="9" w:semiHidden="1" w:unhideWhenUsed="1" w:qFormat="1"/>
-    <w:lsdException w:name="heading 7" w:uiPriority="9" w:semiHidden="1" w:unhideWhenUsed="1" w:qFormat="1"/>
-    <w:lsdException w:name="heading 8" w:uiPriority="9" w:semiHidden="1" w:unhideWhenUsed="1" w:qFormat="1"/>
-    <w:lsdException w:name="heading 9" w:uiPriority="9" w:semiHidden="1" w:unhideWhenUsed="1" w:qFormat="1"/>
+    <w:lsdException w:name="heading 2" w:semiHidden="1" w:uiPriority="9" w:unhideWhenUsed="1" w:qFormat="1"/>
+    <w:lsdException w:name="heading 3" w:semiHidden="1" w:uiPriority="9" w:unhideWhenUsed="1" w:qFormat="1"/>
+    <w:lsdException w:name="heading 4" w:semiHidden="1" w:uiPriority="9" w:unhideWhenUsed="1" w:qFormat="1"/>
+    <w:lsdException w:name="heading 5" w:semiHidden="1" w:uiPriority="9" w:unhideWhenUsed="1" w:qFormat="1"/>
+    <w:lsdException w:name="heading 6" w:semiHidden="1" w:uiPriority="9" w:unhideWhenUsed="1" w:qFormat="1"/>
+    <w:lsdException w:name="heading 7" w:semiHidden="1" w:uiPriority="9" w:unhideWhenUsed="1" w:qFormat="1"/>
+    <w:lsdException w:name="heading 8" w:semiHidden="1" w:uiPriority="9" w:unhideWhenUsed="1" w:qFormat="1"/>
+    <w:lsdException w:name="heading 9" w:semiHidden="1" w:uiPriority="9" w:unhideWhenUsed="1" w:qFormat="1"/>
     <w:lsdException w:name="index 1" w:semiHidden="1" w:unhideWhenUsed="1"/>
     <w:lsdException w:name="index 2" w:semiHidden="1" w:unhideWhenUsed="1"/>
     <w:lsdException w:name="index 3" w:semiHidden="1" w:unhideWhenUsed="1"/>
@@ -2131,22 +2103,22 @@
     <w:lsdException w:name="index 7" w:semiHidden="1" w:unhideWhenUsed="1"/>
     <w:lsdException w:name="index 8" w:semiHidden="1" w:unhideWhenUsed="1"/>
     <w:lsdException w:name="index 9" w:semiHidden="1" w:unhideWhenUsed="1"/>
-    <w:lsdException w:name="toc 1" w:uiPriority="39" w:semiHidden="1" w:unhideWhenUsed="1"/>
-    <w:lsdException w:name="toc 2" w:uiPriority="39" w:semiHidden="1" w:unhideWhenUsed="1"/>
-    <w:lsdException w:name="toc 3" w:uiPriority="39" w:semiHidden="1" w:unhideWhenUsed="1"/>
-    <w:lsdException w:name="toc 4" w:uiPriority="39" w:semiHidden="1" w:unhideWhenUsed="1"/>
-    <w:lsdException w:name="toc 5" w:uiPriority="39" w:semiHidden="1" w:unhideWhenUsed="1"/>
-    <w:lsdException w:name="toc 6" w:uiPriority="39" w:semiHidden="1" w:unhideWhenUsed="1"/>
-    <w:lsdException w:name="toc 7" w:uiPriority="39" w:semiHidden="1" w:unhideWhenUsed="1"/>
-    <w:lsdException w:name="toc 8" w:uiPriority="39" w:semiHidden="1" w:unhideWhenUsed="1"/>
-    <w:lsdException w:name="toc 9" w:uiPriority="39" w:semiHidden="1" w:unhideWhenUsed="1"/>
+    <w:lsdException w:name="toc 1" w:semiHidden="1" w:uiPriority="39" w:unhideWhenUsed="1"/>
+    <w:lsdException w:name="toc 2" w:semiHidden="1" w:uiPriority="39" w:unhideWhenUsed="1"/>
+    <w:lsdException w:name="toc 3" w:semiHidden="1" w:uiPriority="39" w:unhideWhenUsed="1"/>
+    <w:lsdException w:name="toc 4" w:semiHidden="1" w:uiPriority="39" w:unhideWhenUsed="1"/>
+    <w:lsdException w:name="toc 5" w:semiHidden="1" w:uiPriority="39" w:unhideWhenUsed="1"/>
+    <w:lsdException w:name="toc 6" w:semiHidden="1" w:uiPriority="39" w:unhideWhenUsed="1"/>
+    <w:lsdException w:name="toc 7" w:semiHidden="1" w:uiPriority="39" w:unhideWhenUsed="1"/>
+    <w:lsdException w:name="toc 8" w:semiHidden="1" w:uiPriority="39" w:unhideWhenUsed="1"/>
+    <w:lsdException w:name="toc 9" w:semiHidden="1" w:uiPriority="39" w:unhideWhenUsed="1"/>
     <w:lsdException w:name="Normal Indent" w:semiHidden="1" w:unhideWhenUsed="1"/>
     <w:lsdException w:name="footnote text" w:semiHidden="1" w:unhideWhenUsed="1"/>
     <w:lsdException w:name="annotation text" w:semiHidden="1" w:unhideWhenUsed="1"/>
     <w:lsdException w:name="header" w:semiHidden="1" w:unhideWhenUsed="1"/>
     <w:lsdException w:name="footer" w:semiHidden="1" w:unhideWhenUsed="1"/>
     <w:lsdException w:name="index heading" w:semiHidden="1" w:unhideWhenUsed="1"/>
-    <w:lsdException w:name="caption" w:uiPriority="35" w:semiHidden="1" w:unhideWhenUsed="1" w:qFormat="1"/>
+    <w:lsdException w:name="caption" w:semiHidden="1" w:uiPriority="35" w:unhideWhenUsed="1" w:qFormat="1"/>
     <w:lsdException w:name="table of figures" w:semiHidden="1" w:unhideWhenUsed="1"/>
     <w:lsdException w:name="envelope address" w:semiHidden="1" w:unhideWhenUsed="1"/>
     <w:lsdException w:name="envelope return" w:semiHidden="1" w:unhideWhenUsed="1"/>
@@ -2177,7 +2149,7 @@
     <w:lsdException w:name="Title" w:uiPriority="10" w:qFormat="1"/>
     <w:lsdException w:name="Closing" w:semiHidden="1" w:unhideWhenUsed="1"/>
     <w:lsdException w:name="Signature" w:semiHidden="1" w:unhideWhenUsed="1"/>
-    <w:lsdException w:name="Default Paragraph Font" w:uiPriority="1" w:semiHidden="1" w:unhideWhenUsed="1"/>
+    <w:lsdException w:name="Default Paragraph Font" w:semiHidden="1" w:uiPriority="1" w:unhideWhenUsed="1"/>
     <w:lsdException w:name="Body Text" w:semiHidden="1" w:unhideWhenUsed="1"/>
     <w:lsdException w:name="Body Text Indent" w:semiHidden="1" w:unhideWhenUsed="1"/>
     <w:lsdException w:name="List Continue" w:semiHidden="1" w:unhideWhenUsed="1"/>
@@ -2377,8 +2349,8 @@
     <w:lsdException w:name="Subtle Reference" w:uiPriority="31" w:qFormat="1"/>
     <w:lsdException w:name="Intense Reference" w:uiPriority="32" w:qFormat="1"/>
     <w:lsdException w:name="Book Title" w:uiPriority="33" w:qFormat="1"/>
-    <w:lsdException w:name="Bibliography" w:uiPriority="37" w:semiHidden="1" w:unhideWhenUsed="1"/>
-    <w:lsdException w:name="TOC Heading" w:uiPriority="39" w:semiHidden="1" w:unhideWhenUsed="1" w:qFormat="1"/>
+    <w:lsdException w:name="Bibliography" w:semiHidden="1" w:uiPriority="37" w:unhideWhenUsed="1"/>
+    <w:lsdException w:name="TOC Heading" w:semiHidden="1" w:uiPriority="39" w:unhideWhenUsed="1" w:qFormat="1"/>
     <w:lsdException w:name="Plain Table 1" w:uiPriority="41"/>
     <w:lsdException w:name="Plain Table 2" w:uiPriority="42"/>
     <w:lsdException w:name="Plain Table 3" w:uiPriority="43"/>
@@ -2489,21 +2461,21 @@
     <w:lsdException w:name="Unresolved Mention" w:semiHidden="1" w:unhideWhenUsed="1"/>
     <w:lsdException w:name="Smart Link" w:semiHidden="1" w:unhideWhenUsed="1"/>
   </w:latentStyles>
-  <w:style w:type="paragraph" w:styleId="Normal" w:default="1">
+  <w:style w:type="paragraph" w:default="1" w:styleId="Normal">
     <w:name w:val="Normal"/>
     <w:qFormat/>
     <w:rPr>
-      <w:rFonts w:ascii="Lucida Sans Unicode" w:hAnsi="Lucida Sans Unicode" w:eastAsia="Lucida Sans Unicode" w:cs="Lucida Sans Unicode"/>
+      <w:rFonts w:ascii="Lucida Sans Unicode" w:eastAsia="Lucida Sans Unicode" w:hAnsi="Lucida Sans Unicode" w:cs="Lucida Sans Unicode"/>
       <w:lang w:val="es-ES"/>
     </w:rPr>
   </w:style>
-  <w:style w:type="character" w:styleId="Fuentedeprrafopredeter" w:default="1">
+  <w:style w:type="character" w:default="1" w:styleId="Fuentedeprrafopredeter">
     <w:name w:val="Default Paragraph Font"/>
     <w:uiPriority w:val="1"/>
     <w:semiHidden/>
     <w:unhideWhenUsed/>
   </w:style>
-  <w:style w:type="table" w:styleId="Tablanormal" w:default="1">
+  <w:style w:type="table" w:default="1" w:styleId="Tablanormal">
     <w:name w:val="Normal Table"/>
     <w:uiPriority w:val="99"/>
     <w:semiHidden/>
@@ -2518,13 +2490,13 @@
       </w:tblCellMar>
     </w:tblPr>
   </w:style>
-  <w:style w:type="numbering" w:styleId="Sinlista" w:default="1">
+  <w:style w:type="numbering" w:default="1" w:styleId="Sinlista">
     <w:name w:val="No List"/>
     <w:uiPriority w:val="99"/>
     <w:semiHidden/>
     <w:unhideWhenUsed/>
   </w:style>
-  <w:style w:type="table" w:styleId="TableNormal" w:customStyle="1">
+  <w:style w:type="table" w:customStyle="1" w:styleId="TableNormal">
     <w:name w:val="Table Normal"/>
     <w:uiPriority w:val="2"/>
     <w:semiHidden/>
@@ -2552,7 +2524,7 @@
     <w:uiPriority w:val="1"/>
     <w:qFormat/>
   </w:style>
-  <w:style w:type="paragraph" w:styleId="TableParagraph" w:customStyle="1">
+  <w:style w:type="paragraph" w:customStyle="1" w:styleId="TableParagraph">
     <w:name w:val="Table Paragraph"/>
     <w:basedOn w:val="Normal"/>
     <w:uiPriority w:val="1"/>
@@ -2572,14 +2544,14 @@
       </w:tabs>
     </w:pPr>
   </w:style>
-  <w:style w:type="character" w:styleId="EncabezadoCar" w:customStyle="1">
+  <w:style w:type="character" w:customStyle="1" w:styleId="EncabezadoCar">
     <w:name w:val="Encabezado Car"/>
     <w:basedOn w:val="Fuentedeprrafopredeter"/>
     <w:link w:val="Encabezado"/>
     <w:uiPriority w:val="99"/>
     <w:rsid w:val="00894D83"/>
     <w:rPr>
-      <w:rFonts w:ascii="Lucida Sans Unicode" w:hAnsi="Lucida Sans Unicode" w:eastAsia="Lucida Sans Unicode" w:cs="Lucida Sans Unicode"/>
+      <w:rFonts w:ascii="Lucida Sans Unicode" w:eastAsia="Lucida Sans Unicode" w:hAnsi="Lucida Sans Unicode" w:cs="Lucida Sans Unicode"/>
       <w:lang w:val="es-ES"/>
     </w:rPr>
   </w:style>
@@ -2597,14 +2569,14 @@
       </w:tabs>
     </w:pPr>
   </w:style>
-  <w:style w:type="character" w:styleId="PiedepginaCar" w:customStyle="1">
+  <w:style w:type="character" w:customStyle="1" w:styleId="PiedepginaCar">
     <w:name w:val="Pie de página Car"/>
     <w:basedOn w:val="Fuentedeprrafopredeter"/>
     <w:link w:val="Piedepgina"/>
     <w:uiPriority w:val="99"/>
     <w:rsid w:val="00894D83"/>
     <w:rPr>
-      <w:rFonts w:ascii="Lucida Sans Unicode" w:hAnsi="Lucida Sans Unicode" w:eastAsia="Lucida Sans Unicode" w:cs="Lucida Sans Unicode"/>
+      <w:rFonts w:ascii="Lucida Sans Unicode" w:eastAsia="Lucida Sans Unicode" w:hAnsi="Lucida Sans Unicode" w:cs="Lucida Sans Unicode"/>
       <w:lang w:val="es-ES"/>
     </w:rPr>
   </w:style>

--- a/server/templates/transporte/PLANTILLA CARTA INSTRUCCIONES TRANSPORTE FAVORITA.docx
+++ b/server/templates/transporte/PLANTILLA CARTA INSTRUCCIONES TRANSPORTE FAVORITA.docx
@@ -262,25 +262,7 @@
                 <w:sz w:val="20"/>
                 <w:szCs w:val="20"/>
               </w:rPr>
-              <w:t>{</w:t>
-            </w:r>
-            <w:proofErr w:type="spellStart"/>
-            <w:r>
-              <w:rPr>
-                <w:rFonts w:ascii="Tahoma" w:eastAsia="Tahoma" w:hAnsi="Tahoma" w:cs="Tahoma"/>
-                <w:sz w:val="20"/>
-                <w:szCs w:val="20"/>
-              </w:rPr>
-              <w:t>tipoFruta</w:t>
-            </w:r>
-            <w:proofErr w:type="spellEnd"/>
-            <w:r>
-              <w:rPr>
-                <w:rFonts w:ascii="Tahoma" w:eastAsia="Tahoma" w:hAnsi="Tahoma" w:cs="Tahoma"/>
-                <w:sz w:val="20"/>
-                <w:szCs w:val="20"/>
-              </w:rPr>
-              <w:t>}</w:t>
+              <w:t>{tipoFruta}</w:t>
             </w:r>
           </w:p>
         </w:tc>
@@ -752,11 +734,20 @@
             <w:r>
               <w:rPr>
                 <w:rFonts w:ascii="Tahoma" w:eastAsia="Tahoma" w:hAnsi="Tahoma" w:cs="Tahoma"/>
+                <w:color w:val="000000"/>
+                <w:sz w:val="18"/>
+                <w:szCs w:val="18"/>
+              </w:rPr>
+              <w:t>PREFIJO DEL CONTENEDOR</w:t>
+            </w:r>
+            <w:r>
+              <w:rPr>
+                <w:rFonts w:ascii="Tahoma" w:eastAsia="Tahoma" w:hAnsi="Tahoma" w:cs="Tahoma"/>
                 <w:color w:val="000000" w:themeColor="text1"/>
                 <w:sz w:val="20"/>
                 <w:szCs w:val="20"/>
               </w:rPr>
-              <w:t>NUMERO CONTENEDOR:</w:t>
+              <w:t>:</w:t>
             </w:r>
           </w:p>
         </w:tc>
@@ -807,27 +798,7 @@
                 <w:sz w:val="20"/>
                 <w:szCs w:val="20"/>
               </w:rPr>
-              <w:t>{</w:t>
-            </w:r>
-            <w:proofErr w:type="spellStart"/>
-            <w:r>
-              <w:rPr>
-                <w:rFonts w:ascii="Tahoma" w:eastAsia="Tahoma" w:hAnsi="Tahoma" w:cs="Tahoma"/>
-                <w:color w:val="000000" w:themeColor="text1"/>
-                <w:sz w:val="20"/>
-                <w:szCs w:val="20"/>
-              </w:rPr>
-              <w:t>numeroContenedor</w:t>
-            </w:r>
-            <w:proofErr w:type="spellEnd"/>
-            <w:r>
-              <w:rPr>
-                <w:rFonts w:ascii="Tahoma" w:eastAsia="Tahoma" w:hAnsi="Tahoma" w:cs="Tahoma"/>
-                <w:color w:val="000000" w:themeColor="text1"/>
-                <w:sz w:val="20"/>
-                <w:szCs w:val="20"/>
-              </w:rPr>
-              <w:t>}</w:t>
+              <w:t>{numeroContenedor}</w:t>
             </w:r>
           </w:p>
         </w:tc>
@@ -1194,7 +1165,6 @@
         </w:rPr>
         <w:t>{</w:t>
       </w:r>
-      <w:proofErr w:type="spellStart"/>
       <w:r>
         <w:rPr>
           <w:rFonts w:ascii="Tahoma" w:eastAsia="Tahoma" w:hAnsi="Tahoma" w:cs="Tahoma"/>
@@ -1203,7 +1173,6 @@
         </w:rPr>
         <w:t>fecha_dia_escrito</w:t>
       </w:r>
-      <w:proofErr w:type="spellEnd"/>
       <w:r>
         <w:rPr>
           <w:rFonts w:ascii="Tahoma" w:eastAsia="Tahoma" w:hAnsi="Tahoma" w:cs="Tahoma"/>
@@ -1228,7 +1197,6 @@
         </w:rPr>
         <w:t>{</w:t>
       </w:r>
-      <w:proofErr w:type="spellStart"/>
       <w:r>
         <w:rPr>
           <w:rFonts w:ascii="Tahoma" w:eastAsia="Tahoma" w:hAnsi="Tahoma" w:cs="Tahoma"/>
@@ -1237,7 +1205,6 @@
         </w:rPr>
         <w:t>fecha_mes</w:t>
       </w:r>
-      <w:proofErr w:type="spellEnd"/>
       <w:r>
         <w:rPr>
           <w:rFonts w:ascii="Tahoma" w:eastAsia="Tahoma" w:hAnsi="Tahoma" w:cs="Tahoma"/>
@@ -1262,7 +1229,6 @@
         </w:rPr>
         <w:t>{</w:t>
       </w:r>
-      <w:proofErr w:type="spellStart"/>
       <w:r>
         <w:rPr>
           <w:rFonts w:ascii="Tahoma" w:eastAsia="Tahoma" w:hAnsi="Tahoma" w:cs="Tahoma"/>
@@ -1271,7 +1237,6 @@
         </w:rPr>
         <w:t>fecha_anio</w:t>
       </w:r>
-      <w:proofErr w:type="spellEnd"/>
       <w:r>
         <w:rPr>
           <w:rFonts w:ascii="Tahoma" w:eastAsia="Tahoma" w:hAnsi="Tahoma" w:cs="Tahoma"/>
@@ -1664,7 +1629,7 @@
         </mc:Choice>
         <mc:Fallback>
           <w:pict>
-            <v:shape w14:anchorId="7D2EC4ED" id="Graphic 3" o:spid="_x0000_s1026" style="position:absolute;margin-left:52.6pt;margin-top:-4.3pt;width:506.85pt;height:.1pt;z-index:251659264;visibility:visible;mso-wrap-style:square;mso-wrap-distance-left:0;mso-wrap-distance-top:0;mso-wrap-distance-right:0;mso-wrap-distance-bottom:0;mso-position-horizontal:absolute;mso-position-horizontal-relative:page;mso-position-vertical:absolute;mso-position-vertical-relative:text;v-text-anchor:top" coordsize="6436995,1270" o:gfxdata="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" path="m,l6436475,e" filled="f" strokeweight=".26456mm">
+            <v:shape w14:anchorId="18A6DBD8" id="Graphic 3" o:spid="_x0000_s1026" style="position:absolute;margin-left:52.6pt;margin-top:-4.3pt;width:506.85pt;height:.1pt;z-index:251659264;visibility:visible;mso-wrap-style:square;mso-wrap-distance-left:0;mso-wrap-distance-top:0;mso-wrap-distance-right:0;mso-wrap-distance-bottom:0;mso-position-horizontal:absolute;mso-position-horizontal-relative:page;mso-position-vertical:absolute;mso-position-vertical-relative:text;v-text-anchor:top" coordsize="6436995,1270" o:gfxdata="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" path="m,l6436475,e" filled="f" strokeweight=".26456mm">
               <v:path arrowok="t"/>
               <w10:wrap anchorx="page"/>
             </v:shape>
